--- a/Knowledge/3-Work knowledge/1-Software Engineering/1-Software Engineering Fundamentals/5-My Source/5-Network Data Structures/5-Payload.docx
+++ b/Knowledge/3-Work knowledge/1-Software Engineering/1-Software Engineering Fundamentals/5-My Source/5-Network Data Structures/5-Payload.docx
@@ -4,72 +4,39 @@
   <w:body>
     <w:p>
       <w:pPr>
-        <w:keepNext/>
-        <w:keepLines/>
-        <w:spacing w:before="360" w:after="80" w:line="276" w:lineRule="auto"/>
-        <w:outlineLvl w:val="0"/>
-        <w:rPr>
-          <w:rFonts w:asciiTheme="majorHAnsi" w:eastAsiaTheme="majorEastAsia" w:hAnsiTheme="majorHAnsi" w:cstheme="majorBidi"/>
-          <w:color w:val="2F5496" w:themeColor="accent1" w:themeShade="BF"/>
-          <w:kern w:val="0"/>
-          <w:sz w:val="40"/>
-          <w:szCs w:val="40"/>
-          <w:lang w:val="en"/>
-          <w14:ligatures w14:val="none"/>
+        <w:pStyle w:val="Heading1"/>
+        <w:rPr>
+          <w:lang w:val="en"/>
         </w:rPr>
       </w:pPr>
       <w:bookmarkStart w:id="0" w:name="_cl13zx4a3l48" w:colFirst="0" w:colLast="0"/>
       <w:bookmarkEnd w:id="0"/>
       <w:r>
         <w:rPr>
-          <w:rFonts w:asciiTheme="majorHAnsi" w:eastAsiaTheme="majorEastAsia" w:hAnsiTheme="majorHAnsi" w:cstheme="majorBidi"/>
-          <w:color w:val="2F5496" w:themeColor="accent1" w:themeShade="BF"/>
-          <w:kern w:val="0"/>
-          <w:sz w:val="40"/>
-          <w:szCs w:val="40"/>
-          <w:lang w:val="en"/>
-          <w14:ligatures w14:val="none"/>
+          <w:lang w:val="en"/>
         </w:rPr>
         <w:t>Payload</w:t>
       </w:r>
     </w:p>
     <w:p>
       <w:pPr>
-        <w:spacing w:before="280" w:after="80" w:line="276" w:lineRule="auto"/>
-        <w:outlineLvl w:val="1"/>
-        <w:rPr>
-          <w:rFonts w:asciiTheme="majorHAnsi" w:eastAsiaTheme="majorEastAsia" w:hAnsiTheme="majorHAnsi" w:cstheme="majorBidi"/>
-          <w:color w:val="2F5496" w:themeColor="accent1" w:themeShade="BF"/>
-          <w:kern w:val="0"/>
-          <w:sz w:val="32"/>
-          <w:szCs w:val="32"/>
-          <w:lang w:val="en"/>
-          <w14:ligatures w14:val="none"/>
+        <w:pStyle w:val="Heading2"/>
+        <w:rPr>
+          <w:lang w:val="en"/>
         </w:rPr>
       </w:pPr>
       <w:bookmarkStart w:id="1" w:name="_nhr3612gs0i" w:colFirst="0" w:colLast="0"/>
       <w:bookmarkEnd w:id="1"/>
       <w:r>
         <w:rPr>
-          <w:rFonts w:ascii="Segoe UI Emoji" w:eastAsiaTheme="majorEastAsia" w:hAnsi="Segoe UI Emoji" w:cs="Segoe UI Emoji"/>
-          <w:color w:val="2F5496" w:themeColor="accent1" w:themeShade="BF"/>
-          <w:kern w:val="0"/>
-          <w:sz w:val="32"/>
-          <w:szCs w:val="32"/>
-          <w:lang w:val="en"/>
-          <w14:ligatures w14:val="none"/>
+          <w:rFonts w:ascii="Segoe UI Emoji" w:hAnsi="Segoe UI Emoji" w:cs="Segoe UI Emoji"/>
+          <w:lang w:val="en"/>
         </w:rPr>
         <w:t>📦</w:t>
       </w:r>
       <w:r>
         <w:rPr>
-          <w:rFonts w:asciiTheme="majorHAnsi" w:eastAsiaTheme="majorEastAsia" w:hAnsiTheme="majorHAnsi" w:cstheme="majorBidi"/>
-          <w:color w:val="2F5496" w:themeColor="accent1" w:themeShade="BF"/>
-          <w:kern w:val="0"/>
-          <w:sz w:val="32"/>
-          <w:szCs w:val="32"/>
-          <w:lang w:val="en"/>
-          <w14:ligatures w14:val="none"/>
+          <w:lang w:val="en"/>
         </w:rPr>
         <w:t xml:space="preserve"> What Is a Payload in Network Data Structures?</w:t>
       </w:r>
@@ -111,6 +78,7 @@
         </w:rPr>
         <w:t xml:space="preserve">: </w:t>
       </w:r>
+      <w:proofErr w:type="spellStart"/>
       <w:r>
         <w:rPr>
           <w:rFonts w:ascii="Arial" w:eastAsia="Arial" w:hAnsi="Arial" w:cs="Arial"/>
@@ -122,7 +90,21 @@
           <w:lang w:val="en"/>
           <w14:ligatures w14:val="none"/>
         </w:rPr>
-        <w:t>Chatgpt (GPT</w:t>
+        <w:t>Chatgpt</w:t>
+      </w:r>
+      <w:proofErr w:type="spellEnd"/>
+      <w:r>
+        <w:rPr>
+          <w:rFonts w:ascii="Arial" w:eastAsia="Arial" w:hAnsi="Arial" w:cs="Arial"/>
+          <w:b/>
+          <w:kern w:val="0"/>
+          <w:sz w:val="22"/>
+          <w:szCs w:val="22"/>
+          <w:highlight w:val="darkGray"/>
+          <w:lang w:val="en"/>
+          <w14:ligatures w14:val="none"/>
+        </w:rPr>
+        <w:t xml:space="preserve"> (GPT</w:t>
       </w:r>
       <w:r>
         <w:rPr>
@@ -268,48 +250,30 @@
           <w:lang w:val="en"/>
           <w14:ligatures w14:val="none"/>
         </w:rPr>
-        <w:pict>
+        <w:pict w14:anchorId="2134ACBA">
           <v:rect id="_x0000_i1025" style="width:0;height:1.5pt" o:hralign="center" o:hrstd="t" o:hr="t" fillcolor="#a0a0a0" stroked="f"/>
         </w:pict>
       </w:r>
     </w:p>
     <w:p>
       <w:pPr>
-        <w:spacing w:before="280" w:after="80" w:line="276" w:lineRule="auto"/>
-        <w:outlineLvl w:val="1"/>
-        <w:rPr>
-          <w:rFonts w:asciiTheme="majorHAnsi" w:eastAsiaTheme="majorEastAsia" w:hAnsiTheme="majorHAnsi" w:cstheme="majorBidi"/>
-          <w:color w:val="2F5496" w:themeColor="accent1" w:themeShade="BF"/>
-          <w:kern w:val="0"/>
-          <w:sz w:val="32"/>
-          <w:szCs w:val="32"/>
-          <w:lang w:val="en"/>
-          <w14:ligatures w14:val="none"/>
+        <w:pStyle w:val="Heading2"/>
+        <w:rPr>
+          <w:lang w:val="en"/>
         </w:rPr>
       </w:pPr>
       <w:bookmarkStart w:id="2" w:name="_hha74sc4tmdy" w:colFirst="0" w:colLast="0"/>
       <w:bookmarkEnd w:id="2"/>
       <w:r>
         <w:rPr>
-          <w:rFonts w:ascii="Segoe UI Emoji" w:eastAsiaTheme="majorEastAsia" w:hAnsi="Segoe UI Emoji" w:cs="Segoe UI Emoji"/>
-          <w:color w:val="2F5496" w:themeColor="accent1" w:themeShade="BF"/>
-          <w:kern w:val="0"/>
-          <w:sz w:val="32"/>
-          <w:szCs w:val="32"/>
-          <w:lang w:val="en"/>
-          <w14:ligatures w14:val="none"/>
+          <w:rFonts w:ascii="Segoe UI Emoji" w:hAnsi="Segoe UI Emoji" w:cs="Segoe UI Emoji"/>
+          <w:lang w:val="en"/>
         </w:rPr>
         <w:t>🧠</w:t>
       </w:r>
       <w:r>
         <w:rPr>
-          <w:rFonts w:asciiTheme="majorHAnsi" w:eastAsiaTheme="majorEastAsia" w:hAnsiTheme="majorHAnsi" w:cstheme="majorBidi"/>
-          <w:color w:val="2F5496" w:themeColor="accent1" w:themeShade="BF"/>
-          <w:kern w:val="0"/>
-          <w:sz w:val="32"/>
-          <w:szCs w:val="32"/>
-          <w:lang w:val="en"/>
-          <w14:ligatures w14:val="none"/>
+          <w:lang w:val="en"/>
         </w:rPr>
         <w:t xml:space="preserve"> Simple Definition:</w:t>
       </w:r>
@@ -351,6 +315,7 @@
         </w:rPr>
         <w:t xml:space="preserve">: </w:t>
       </w:r>
+      <w:proofErr w:type="spellStart"/>
       <w:r>
         <w:rPr>
           <w:rFonts w:ascii="Arial" w:eastAsia="Arial" w:hAnsi="Arial" w:cs="Arial"/>
@@ -362,7 +327,21 @@
           <w:lang w:val="en"/>
           <w14:ligatures w14:val="none"/>
         </w:rPr>
-        <w:t>Chatgpt (GPT</w:t>
+        <w:t>Chatgpt</w:t>
+      </w:r>
+      <w:proofErr w:type="spellEnd"/>
+      <w:r>
+        <w:rPr>
+          <w:rFonts w:ascii="Arial" w:eastAsia="Arial" w:hAnsi="Arial" w:cs="Arial"/>
+          <w:b/>
+          <w:kern w:val="0"/>
+          <w:sz w:val="22"/>
+          <w:szCs w:val="22"/>
+          <w:highlight w:val="darkGray"/>
+          <w:lang w:val="en"/>
+          <w14:ligatures w14:val="none"/>
+        </w:rPr>
+        <w:t xml:space="preserve"> (GPT</w:t>
       </w:r>
       <w:r>
         <w:rPr>
@@ -485,48 +464,30 @@
           <w:lang w:val="en"/>
           <w14:ligatures w14:val="none"/>
         </w:rPr>
-        <w:pict>
+        <w:pict w14:anchorId="7CD32F1D">
           <v:rect id="_x0000_i1026" style="width:0;height:1.5pt" o:hralign="center" o:hrstd="t" o:hr="t" fillcolor="#a0a0a0" stroked="f"/>
         </w:pict>
       </w:r>
     </w:p>
     <w:p>
       <w:pPr>
-        <w:spacing w:before="280" w:after="80" w:line="276" w:lineRule="auto"/>
-        <w:outlineLvl w:val="1"/>
-        <w:rPr>
-          <w:rFonts w:asciiTheme="majorHAnsi" w:eastAsiaTheme="majorEastAsia" w:hAnsiTheme="majorHAnsi" w:cstheme="majorBidi"/>
-          <w:color w:val="2F5496" w:themeColor="accent1" w:themeShade="BF"/>
-          <w:kern w:val="0"/>
-          <w:sz w:val="32"/>
-          <w:szCs w:val="32"/>
-          <w:lang w:val="en"/>
-          <w14:ligatures w14:val="none"/>
+        <w:pStyle w:val="Heading2"/>
+        <w:rPr>
+          <w:lang w:val="en"/>
         </w:rPr>
       </w:pPr>
       <w:bookmarkStart w:id="3" w:name="_i8082pp8sgkg" w:colFirst="0" w:colLast="0"/>
       <w:bookmarkEnd w:id="3"/>
       <w:r>
         <w:rPr>
-          <w:rFonts w:ascii="Segoe UI Emoji" w:eastAsiaTheme="majorEastAsia" w:hAnsi="Segoe UI Emoji" w:cs="Segoe UI Emoji"/>
-          <w:color w:val="2F5496" w:themeColor="accent1" w:themeShade="BF"/>
-          <w:kern w:val="0"/>
-          <w:sz w:val="32"/>
-          <w:szCs w:val="32"/>
-          <w:lang w:val="en"/>
-          <w14:ligatures w14:val="none"/>
+          <w:rFonts w:ascii="Segoe UI Emoji" w:hAnsi="Segoe UI Emoji" w:cs="Segoe UI Emoji"/>
+          <w:lang w:val="en"/>
         </w:rPr>
         <w:t>🔍</w:t>
       </w:r>
       <w:r>
         <w:rPr>
-          <w:rFonts w:asciiTheme="majorHAnsi" w:eastAsiaTheme="majorEastAsia" w:hAnsiTheme="majorHAnsi" w:cstheme="majorBidi"/>
-          <w:color w:val="2F5496" w:themeColor="accent1" w:themeShade="BF"/>
-          <w:kern w:val="0"/>
-          <w:sz w:val="32"/>
-          <w:szCs w:val="32"/>
-          <w:lang w:val="en"/>
-          <w14:ligatures w14:val="none"/>
+          <w:lang w:val="en"/>
         </w:rPr>
         <w:t xml:space="preserve"> Where Payload Appears (in OSI Model):</w:t>
       </w:r>
@@ -568,6 +529,7 @@
         </w:rPr>
         <w:t xml:space="preserve">: </w:t>
       </w:r>
+      <w:proofErr w:type="spellStart"/>
       <w:r>
         <w:rPr>
           <w:rFonts w:ascii="Arial" w:eastAsia="Arial" w:hAnsi="Arial" w:cs="Arial"/>
@@ -579,7 +541,21 @@
           <w:lang w:val="en"/>
           <w14:ligatures w14:val="none"/>
         </w:rPr>
-        <w:t>Chatgpt (GPT</w:t>
+        <w:t>Chatgpt</w:t>
+      </w:r>
+      <w:proofErr w:type="spellEnd"/>
+      <w:r>
+        <w:rPr>
+          <w:rFonts w:ascii="Arial" w:eastAsia="Arial" w:hAnsi="Arial" w:cs="Arial"/>
+          <w:b/>
+          <w:kern w:val="0"/>
+          <w:sz w:val="22"/>
+          <w:szCs w:val="22"/>
+          <w:highlight w:val="darkGray"/>
+          <w:lang w:val="en"/>
+          <w14:ligatures w14:val="none"/>
+        </w:rPr>
+        <w:t xml:space="preserve"> (GPT</w:t>
       </w:r>
       <w:r>
         <w:rPr>
@@ -679,7 +655,7 @@
           <w14:ligatures w14:val="none"/>
         </w:rPr>
         <w:drawing>
-          <wp:inline distT="114300" distB="114300" distL="114300" distR="114300" wp14:anchorId="766FF8F3" wp14:editId="40AE822E">
+          <wp:inline distT="114300" distB="114300" distL="114300" distR="114300" wp14:anchorId="4CC359AE" wp14:editId="7D5442A5">
             <wp:extent cx="5943600" cy="2006600"/>
             <wp:effectExtent l="0" t="0" r="0" b="0"/>
             <wp:docPr id="14" name="image7.png"/>
@@ -692,7 +668,7 @@
                     <pic:cNvPicPr preferRelativeResize="0"/>
                   </pic:nvPicPr>
                   <pic:blipFill>
-                    <a:blip r:embed="rId5"/>
+                    <a:blip r:embed="rId7"/>
                     <a:srcRect/>
                     <a:stretch>
                       <a:fillRect/>
@@ -778,6 +754,7 @@
                 <w:lang w:val="en"/>
                 <w14:ligatures w14:val="none"/>
               </w:rPr>
+              <w:lastRenderedPageBreak/>
               <w:t>Layer</w:t>
             </w:r>
           </w:p>
@@ -925,7 +902,31 @@
                 <w:lang w:val="en"/>
                 <w14:ligatures w14:val="none"/>
               </w:rPr>
-              <w:t xml:space="preserve"> (App, Pres, Sess)</w:t>
+              <w:t xml:space="preserve"> (App, Pres, </w:t>
+            </w:r>
+            <w:proofErr w:type="spellStart"/>
+            <w:r>
+              <w:rPr>
+                <w:rFonts w:ascii="Roboto Mono" w:eastAsia="Arial" w:hAnsi="Roboto Mono" w:cs="Arial"/>
+                <w:kern w:val="0"/>
+                <w:sz w:val="22"/>
+                <w:szCs w:val="22"/>
+                <w:lang w:val="en"/>
+                <w14:ligatures w14:val="none"/>
+              </w:rPr>
+              <w:t>Sess</w:t>
+            </w:r>
+            <w:proofErr w:type="spellEnd"/>
+            <w:r>
+              <w:rPr>
+                <w:rFonts w:ascii="Roboto Mono" w:eastAsia="Arial" w:hAnsi="Roboto Mono" w:cs="Arial"/>
+                <w:kern w:val="0"/>
+                <w:sz w:val="22"/>
+                <w:szCs w:val="22"/>
+                <w:lang w:val="en"/>
+                <w14:ligatures w14:val="none"/>
+              </w:rPr>
+              <w:t>)</w:t>
             </w:r>
           </w:p>
         </w:tc>
@@ -1554,48 +1555,30 @@
           <w:lang w:val="en"/>
           <w14:ligatures w14:val="none"/>
         </w:rPr>
-        <w:pict>
+        <w:pict w14:anchorId="248DBD5D">
           <v:rect id="_x0000_i1027" style="width:0;height:1.5pt" o:hralign="center" o:hrstd="t" o:hr="t" fillcolor="#a0a0a0" stroked="f"/>
         </w:pict>
       </w:r>
     </w:p>
     <w:p>
       <w:pPr>
-        <w:spacing w:before="280" w:after="80" w:line="276" w:lineRule="auto"/>
-        <w:outlineLvl w:val="1"/>
-        <w:rPr>
-          <w:rFonts w:asciiTheme="majorHAnsi" w:eastAsiaTheme="majorEastAsia" w:hAnsiTheme="majorHAnsi" w:cstheme="majorBidi"/>
-          <w:color w:val="2F5496" w:themeColor="accent1" w:themeShade="BF"/>
-          <w:kern w:val="0"/>
-          <w:sz w:val="32"/>
-          <w:szCs w:val="32"/>
-          <w:lang w:val="en"/>
-          <w14:ligatures w14:val="none"/>
+        <w:pStyle w:val="Heading2"/>
+        <w:rPr>
+          <w:lang w:val="en"/>
         </w:rPr>
       </w:pPr>
       <w:bookmarkStart w:id="4" w:name="_ax1smo89o5fb" w:colFirst="0" w:colLast="0"/>
       <w:bookmarkEnd w:id="4"/>
       <w:r>
         <w:rPr>
-          <w:rFonts w:ascii="Segoe UI Emoji" w:eastAsiaTheme="majorEastAsia" w:hAnsi="Segoe UI Emoji" w:cs="Segoe UI Emoji"/>
-          <w:color w:val="2F5496" w:themeColor="accent1" w:themeShade="BF"/>
-          <w:kern w:val="0"/>
-          <w:sz w:val="32"/>
-          <w:szCs w:val="32"/>
-          <w:lang w:val="en"/>
-          <w14:ligatures w14:val="none"/>
+          <w:rFonts w:ascii="Segoe UI Emoji" w:hAnsi="Segoe UI Emoji" w:cs="Segoe UI Emoji"/>
+          <w:lang w:val="en"/>
         </w:rPr>
         <w:t>🎯</w:t>
       </w:r>
       <w:r>
         <w:rPr>
-          <w:rFonts w:asciiTheme="majorHAnsi" w:eastAsiaTheme="majorEastAsia" w:hAnsiTheme="majorHAnsi" w:cstheme="majorBidi"/>
-          <w:color w:val="2F5496" w:themeColor="accent1" w:themeShade="BF"/>
-          <w:kern w:val="0"/>
-          <w:sz w:val="32"/>
-          <w:szCs w:val="32"/>
-          <w:lang w:val="en"/>
-          <w14:ligatures w14:val="none"/>
+          <w:lang w:val="en"/>
         </w:rPr>
         <w:t xml:space="preserve"> Example: IP Packet</w:t>
       </w:r>
@@ -1637,6 +1620,7 @@
         </w:rPr>
         <w:t xml:space="preserve">: </w:t>
       </w:r>
+      <w:proofErr w:type="spellStart"/>
       <w:r>
         <w:rPr>
           <w:rFonts w:ascii="Arial" w:eastAsia="Arial" w:hAnsi="Arial" w:cs="Arial"/>
@@ -1648,7 +1632,21 @@
           <w:lang w:val="en"/>
           <w14:ligatures w14:val="none"/>
         </w:rPr>
-        <w:t>Chatgpt (GPT</w:t>
+        <w:t>Chatgpt</w:t>
+      </w:r>
+      <w:proofErr w:type="spellEnd"/>
+      <w:r>
+        <w:rPr>
+          <w:rFonts w:ascii="Arial" w:eastAsia="Arial" w:hAnsi="Arial" w:cs="Arial"/>
+          <w:b/>
+          <w:kern w:val="0"/>
+          <w:sz w:val="22"/>
+          <w:szCs w:val="22"/>
+          <w:highlight w:val="darkGray"/>
+          <w:lang w:val="en"/>
+          <w14:ligatures w14:val="none"/>
+        </w:rPr>
+        <w:t xml:space="preserve"> (GPT</w:t>
       </w:r>
       <w:r>
         <w:rPr>
@@ -1700,7 +1698,7 @@
           <w14:ligatures w14:val="none"/>
         </w:rPr>
         <w:drawing>
-          <wp:inline distT="114300" distB="114300" distL="114300" distR="114300" wp14:anchorId="01C4FAF4" wp14:editId="7CDC06C1">
+          <wp:inline distT="114300" distB="114300" distL="114300" distR="114300" wp14:anchorId="6CA6515B" wp14:editId="438BEF38">
             <wp:extent cx="5943600" cy="1079500"/>
             <wp:effectExtent l="0" t="0" r="0" b="0"/>
             <wp:docPr id="9" name="image9.png"/>
@@ -1713,7 +1711,7 @@
                     <pic:cNvPicPr preferRelativeResize="0"/>
                   </pic:nvPicPr>
                   <pic:blipFill>
-                    <a:blip r:embed="rId6"/>
+                    <a:blip r:embed="rId8"/>
                     <a:srcRect/>
                     <a:stretch>
                       <a:fillRect/>
@@ -1892,7 +1890,7 @@
           <w14:ligatures w14:val="none"/>
         </w:rPr>
         <w:drawing>
-          <wp:inline distT="114300" distB="114300" distL="114300" distR="114300" wp14:anchorId="1FFC0916" wp14:editId="22F55BD9">
+          <wp:inline distT="114300" distB="114300" distL="114300" distR="114300" wp14:anchorId="6A650531" wp14:editId="40851E70">
             <wp:extent cx="5943600" cy="1079500"/>
             <wp:effectExtent l="0" t="0" r="0" b="0"/>
             <wp:docPr id="10" name="image4.png"/>
@@ -1905,7 +1903,7 @@
                     <pic:cNvPicPr preferRelativeResize="0"/>
                   </pic:nvPicPr>
                   <pic:blipFill>
-                    <a:blip r:embed="rId7"/>
+                    <a:blip r:embed="rId9"/>
                     <a:srcRect/>
                     <a:stretch>
                       <a:fillRect/>
@@ -1973,6 +1971,7 @@
           <w:lang w:val="en"/>
           <w14:ligatures w14:val="none"/>
         </w:rPr>
+        <w:lastRenderedPageBreak/>
         <w:t>|------------|---------------------|</w:t>
       </w:r>
     </w:p>
@@ -2041,43 +2040,23 @@
     </w:p>
     <w:p>
       <w:pPr>
-        <w:keepNext/>
-        <w:keepLines/>
-        <w:spacing w:before="160" w:after="80" w:line="276" w:lineRule="auto"/>
-        <w:outlineLvl w:val="1"/>
-        <w:rPr>
-          <w:rFonts w:asciiTheme="majorHAnsi" w:eastAsiaTheme="majorEastAsia" w:hAnsiTheme="majorHAnsi" w:cstheme="majorBidi"/>
-          <w:color w:val="2F5496" w:themeColor="accent1" w:themeShade="BF"/>
-          <w:kern w:val="0"/>
-          <w:sz w:val="32"/>
-          <w:szCs w:val="32"/>
-          <w:lang w:val="en"/>
-          <w14:ligatures w14:val="none"/>
+        <w:pStyle w:val="Heading2"/>
+        <w:rPr>
+          <w:lang w:val="en"/>
         </w:rPr>
       </w:pPr>
       <w:bookmarkStart w:id="5" w:name="_xoeoqzh2ugee" w:colFirst="0" w:colLast="0"/>
       <w:bookmarkEnd w:id="5"/>
       <w:r>
         <w:rPr>
-          <w:rFonts w:ascii="Segoe UI Emoji" w:eastAsiaTheme="majorEastAsia" w:hAnsi="Segoe UI Emoji" w:cs="Segoe UI Emoji"/>
-          <w:color w:val="2F5496" w:themeColor="accent1" w:themeShade="BF"/>
-          <w:kern w:val="0"/>
-          <w:sz w:val="32"/>
-          <w:szCs w:val="32"/>
-          <w:lang w:val="en"/>
-          <w14:ligatures w14:val="none"/>
+          <w:rFonts w:ascii="Segoe UI Emoji" w:hAnsi="Segoe UI Emoji" w:cs="Segoe UI Emoji"/>
+          <w:lang w:val="en"/>
         </w:rPr>
         <w:t>🧱</w:t>
       </w:r>
       <w:r>
         <w:rPr>
-          <w:rFonts w:asciiTheme="majorHAnsi" w:eastAsiaTheme="majorEastAsia" w:hAnsiTheme="majorHAnsi" w:cstheme="majorBidi"/>
-          <w:color w:val="2F5496" w:themeColor="accent1" w:themeShade="BF"/>
-          <w:kern w:val="0"/>
-          <w:sz w:val="32"/>
-          <w:szCs w:val="32"/>
-          <w:lang w:val="en"/>
-          <w14:ligatures w14:val="none"/>
+          <w:lang w:val="en"/>
         </w:rPr>
         <w:t xml:space="preserve"> Payload – Visual Example </w:t>
       </w:r>
@@ -2119,6 +2098,7 @@
         </w:rPr>
         <w:t xml:space="preserve">: </w:t>
       </w:r>
+      <w:proofErr w:type="spellStart"/>
       <w:r>
         <w:rPr>
           <w:rFonts w:ascii="Arial" w:eastAsia="Arial" w:hAnsi="Arial" w:cs="Arial"/>
@@ -2130,7 +2110,21 @@
           <w:lang w:val="en"/>
           <w14:ligatures w14:val="none"/>
         </w:rPr>
-        <w:t>Chatgpt (GPT</w:t>
+        <w:t>Chatgpt</w:t>
+      </w:r>
+      <w:proofErr w:type="spellEnd"/>
+      <w:r>
+        <w:rPr>
+          <w:rFonts w:ascii="Arial" w:eastAsia="Arial" w:hAnsi="Arial" w:cs="Arial"/>
+          <w:b/>
+          <w:kern w:val="0"/>
+          <w:sz w:val="22"/>
+          <w:szCs w:val="22"/>
+          <w:highlight w:val="darkGray"/>
+          <w:lang w:val="en"/>
+          <w14:ligatures w14:val="none"/>
+        </w:rPr>
+        <w:t xml:space="preserve"> (GPT</w:t>
       </w:r>
       <w:r>
         <w:rPr>
@@ -2298,6 +2292,7 @@
         </w:rPr>
         <w:t xml:space="preserve">: </w:t>
       </w:r>
+      <w:proofErr w:type="spellStart"/>
       <w:r>
         <w:rPr>
           <w:rFonts w:ascii="Arial" w:eastAsia="Arial" w:hAnsi="Arial" w:cs="Arial"/>
@@ -2309,7 +2304,21 @@
           <w:lang w:val="en"/>
           <w14:ligatures w14:val="none"/>
         </w:rPr>
-        <w:t>Chatgpt (GPT</w:t>
+        <w:t>Chatgpt</w:t>
+      </w:r>
+      <w:proofErr w:type="spellEnd"/>
+      <w:r>
+        <w:rPr>
+          <w:rFonts w:ascii="Arial" w:eastAsia="Arial" w:hAnsi="Arial" w:cs="Arial"/>
+          <w:b/>
+          <w:kern w:val="0"/>
+          <w:sz w:val="22"/>
+          <w:szCs w:val="22"/>
+          <w:highlight w:val="darkGray"/>
+          <w:lang w:val="en"/>
+          <w14:ligatures w14:val="none"/>
+        </w:rPr>
+        <w:t xml:space="preserve"> (GPT</w:t>
       </w:r>
       <w:r>
         <w:rPr>
@@ -2386,7 +2395,7 @@
           <w14:ligatures w14:val="none"/>
         </w:rPr>
         <w:drawing>
-          <wp:inline distT="114300" distB="114300" distL="114300" distR="114300" wp14:anchorId="39D158EB" wp14:editId="2F4CF4FB">
+          <wp:inline distT="114300" distB="114300" distL="114300" distR="114300" wp14:anchorId="4DED8F45" wp14:editId="2D9E2914">
             <wp:extent cx="1743075" cy="228600"/>
             <wp:effectExtent l="0" t="0" r="0" b="0"/>
             <wp:docPr id="6" name="image3.png"/>
@@ -2399,7 +2408,7 @@
                     <pic:cNvPicPr preferRelativeResize="0"/>
                   </pic:nvPicPr>
                   <pic:blipFill>
-                    <a:blip r:embed="rId8"/>
+                    <a:blip r:embed="rId10"/>
                     <a:srcRect/>
                     <a:stretch>
                       <a:fillRect/>
@@ -2448,63 +2457,79 @@
     </w:p>
     <w:p>
       <w:pPr>
-        <w:spacing w:before="280" w:after="80" w:line="276" w:lineRule="auto"/>
-        <w:outlineLvl w:val="2"/>
-        <w:rPr>
-          <w:rFonts w:ascii="Arial" w:eastAsiaTheme="majorEastAsia" w:hAnsi="Arial" w:cstheme="majorBidi"/>
-          <w:b/>
-          <w:bCs/>
-          <w:color w:val="000000"/>
-          <w:kern w:val="0"/>
-          <w:sz w:val="26"/>
-          <w:szCs w:val="26"/>
-          <w:lang w:val="en"/>
-          <w14:ligatures w14:val="none"/>
+        <w:pStyle w:val="Heading3"/>
+        <w:rPr>
+          <w:lang w:val="en"/>
         </w:rPr>
       </w:pPr>
       <w:bookmarkStart w:id="7" w:name="_hj8x1082z054" w:colFirst="0" w:colLast="0"/>
       <w:bookmarkEnd w:id="7"/>
       <w:r>
         <w:rPr>
-          <w:rFonts w:ascii="Cambria Math" w:eastAsiaTheme="majorEastAsia" w:hAnsi="Cambria Math" w:cs="Cambria Math"/>
+          <w:rFonts w:ascii="Cambria Math" w:hAnsi="Cambria Math" w:cs="Cambria Math"/>
+          <w:lang w:val="en"/>
+        </w:rPr>
+        <w:t>▶</w:t>
+      </w:r>
+      <w:r>
+        <w:rPr>
+          <w:lang w:val="en"/>
+        </w:rPr>
+        <w:t xml:space="preserve"> Application Layer Payload (Layer 7)</w:t>
+      </w:r>
+    </w:p>
+    <w:p>
+      <w:pPr>
+        <w:spacing w:before="240" w:after="240" w:line="276" w:lineRule="auto"/>
+        <w:rPr>
+          <w:rFonts w:ascii="Arial" w:eastAsia="Arial" w:hAnsi="Arial" w:cs="Arial"/>
+          <w:kern w:val="0"/>
+          <w:sz w:val="22"/>
+          <w:szCs w:val="22"/>
+          <w:lang w:val="en"/>
+          <w14:ligatures w14:val="none"/>
+        </w:rPr>
+      </w:pPr>
+      <w:r>
+        <w:rPr>
+          <w:rFonts w:ascii="Arial" w:eastAsia="Arial" w:hAnsi="Arial" w:cs="Arial"/>
           <w:b/>
-          <w:bCs/>
-          <w:color w:val="000000"/>
-          <w:kern w:val="0"/>
-          <w:sz w:val="26"/>
-          <w:szCs w:val="26"/>
-          <w:lang w:val="en"/>
-          <w14:ligatures w14:val="none"/>
-        </w:rPr>
-        <w:t>▶</w:t>
-      </w:r>
-      <w:r>
-        <w:rPr>
-          <w:rFonts w:ascii="Arial" w:eastAsiaTheme="majorEastAsia" w:hAnsi="Arial" w:cstheme="majorBidi"/>
+          <w:kern w:val="0"/>
+          <w:sz w:val="22"/>
+          <w:szCs w:val="22"/>
+          <w:highlight w:val="darkGray"/>
+          <w:lang w:val="en"/>
+          <w14:ligatures w14:val="none"/>
+        </w:rPr>
+        <w:t># Source</w:t>
+      </w:r>
+      <w:r>
+        <w:rPr>
+          <w:rFonts w:ascii="Arial" w:eastAsia="Arial" w:hAnsi="Arial" w:cs="Arial"/>
+          <w:kern w:val="0"/>
+          <w:sz w:val="22"/>
+          <w:szCs w:val="22"/>
+          <w:highlight w:val="darkGray"/>
+          <w:lang w:val="en"/>
+          <w14:ligatures w14:val="none"/>
+        </w:rPr>
+        <w:t xml:space="preserve">: </w:t>
+      </w:r>
+      <w:proofErr w:type="spellStart"/>
+      <w:r>
+        <w:rPr>
+          <w:rFonts w:ascii="Arial" w:eastAsia="Arial" w:hAnsi="Arial" w:cs="Arial"/>
           <w:b/>
-          <w:bCs/>
-          <w:color w:val="000000"/>
-          <w:kern w:val="0"/>
-          <w:sz w:val="26"/>
-          <w:szCs w:val="26"/>
-          <w:lang w:val="en"/>
-          <w14:ligatures w14:val="none"/>
-        </w:rPr>
-        <w:t xml:space="preserve"> Application Layer Payload (Layer 7)</w:t>
-      </w:r>
-    </w:p>
-    <w:p>
-      <w:pPr>
-        <w:spacing w:before="240" w:after="240" w:line="276" w:lineRule="auto"/>
-        <w:rPr>
-          <w:rFonts w:ascii="Arial" w:eastAsia="Arial" w:hAnsi="Arial" w:cs="Arial"/>
-          <w:kern w:val="0"/>
-          <w:sz w:val="22"/>
-          <w:szCs w:val="22"/>
-          <w:lang w:val="en"/>
-          <w14:ligatures w14:val="none"/>
-        </w:rPr>
-      </w:pPr>
+          <w:kern w:val="0"/>
+          <w:sz w:val="22"/>
+          <w:szCs w:val="22"/>
+          <w:highlight w:val="darkGray"/>
+          <w:lang w:val="en"/>
+          <w14:ligatures w14:val="none"/>
+        </w:rPr>
+        <w:t>Chatgpt</w:t>
+      </w:r>
+      <w:proofErr w:type="spellEnd"/>
       <w:r>
         <w:rPr>
           <w:rFonts w:ascii="Arial" w:eastAsia="Arial" w:hAnsi="Arial" w:cs="Arial"/>
@@ -2516,32 +2541,7 @@
           <w:lang w:val="en"/>
           <w14:ligatures w14:val="none"/>
         </w:rPr>
-        <w:t># Source</w:t>
-      </w:r>
-      <w:r>
-        <w:rPr>
-          <w:rFonts w:ascii="Arial" w:eastAsia="Arial" w:hAnsi="Arial" w:cs="Arial"/>
-          <w:kern w:val="0"/>
-          <w:sz w:val="22"/>
-          <w:szCs w:val="22"/>
-          <w:highlight w:val="darkGray"/>
-          <w:lang w:val="en"/>
-          <w14:ligatures w14:val="none"/>
-        </w:rPr>
-        <w:t xml:space="preserve">: </w:t>
-      </w:r>
-      <w:r>
-        <w:rPr>
-          <w:rFonts w:ascii="Arial" w:eastAsia="Arial" w:hAnsi="Arial" w:cs="Arial"/>
-          <w:b/>
-          <w:kern w:val="0"/>
-          <w:sz w:val="22"/>
-          <w:szCs w:val="22"/>
-          <w:highlight w:val="darkGray"/>
-          <w:lang w:val="en"/>
-          <w14:ligatures w14:val="none"/>
-        </w:rPr>
-        <w:t>Chatgpt (GPT</w:t>
+        <w:t xml:space="preserve"> (GPT</w:t>
       </w:r>
       <w:r>
         <w:rPr>
@@ -2593,7 +2593,7 @@
           <w14:ligatures w14:val="none"/>
         </w:rPr>
         <w:drawing>
-          <wp:inline distT="114300" distB="114300" distL="114300" distR="114300" wp14:anchorId="365F1135" wp14:editId="7823F7CA">
+          <wp:inline distT="114300" distB="114300" distL="114300" distR="114300" wp14:anchorId="279AA408" wp14:editId="7293907C">
             <wp:extent cx="5943600" cy="1092200"/>
             <wp:effectExtent l="0" t="0" r="0" b="0"/>
             <wp:docPr id="4" name="image1.png"/>
@@ -2606,7 +2606,7 @@
                     <pic:cNvPicPr preferRelativeResize="0"/>
                   </pic:nvPicPr>
                   <pic:blipFill>
-                    <a:blip r:embed="rId9"/>
+                    <a:blip r:embed="rId11"/>
                     <a:srcRect/>
                     <a:stretch>
                       <a:fillRect/>
@@ -2794,102 +2794,104 @@
           <w:lang w:val="en"/>
           <w14:ligatures w14:val="none"/>
         </w:rPr>
-        <w:pict>
+        <w:pict w14:anchorId="221ACD20">
           <v:rect id="_x0000_i1028" style="width:0;height:1.5pt" o:hralign="center" o:hrstd="t" o:hr="t" fillcolor="#a0a0a0" stroked="f"/>
         </w:pict>
       </w:r>
     </w:p>
     <w:p>
       <w:pPr>
-        <w:spacing w:before="280" w:after="80" w:line="276" w:lineRule="auto"/>
-        <w:outlineLvl w:val="2"/>
-        <w:rPr>
-          <w:rFonts w:ascii="Arial" w:eastAsiaTheme="majorEastAsia" w:hAnsi="Arial" w:cstheme="majorBidi"/>
-          <w:b/>
-          <w:bCs/>
-          <w:color w:val="000000"/>
-          <w:kern w:val="0"/>
-          <w:sz w:val="26"/>
-          <w:szCs w:val="26"/>
-          <w:lang w:val="en"/>
-          <w14:ligatures w14:val="none"/>
+        <w:pStyle w:val="Heading3"/>
+        <w:rPr>
+          <w:lang w:val="en"/>
         </w:rPr>
       </w:pPr>
       <w:bookmarkStart w:id="8" w:name="_gmgxh77wjmsw" w:colFirst="0" w:colLast="0"/>
       <w:bookmarkEnd w:id="8"/>
       <w:r>
         <w:rPr>
-          <w:rFonts w:ascii="Cambria Math" w:eastAsiaTheme="majorEastAsia" w:hAnsi="Cambria Math" w:cs="Cambria Math"/>
+          <w:rFonts w:ascii="Cambria Math" w:hAnsi="Cambria Math" w:cs="Cambria Math"/>
+          <w:lang w:val="en"/>
+        </w:rPr>
+        <w:lastRenderedPageBreak/>
+        <w:t>▶</w:t>
+      </w:r>
+      <w:r>
+        <w:rPr>
+          <w:lang w:val="en"/>
+        </w:rPr>
+        <w:t xml:space="preserve"> Transport Layer Segment (TCP </w:t>
+      </w:r>
+      <w:r>
+        <w:rPr>
+          <w:rFonts w:cs="Arial"/>
+          <w:lang w:val="en"/>
+        </w:rPr>
+        <w:t>–</w:t>
+      </w:r>
+      <w:r>
+        <w:rPr>
+          <w:lang w:val="en"/>
+        </w:rPr>
+        <w:t xml:space="preserve"> Layer 4)</w:t>
+      </w:r>
+    </w:p>
+    <w:p>
+      <w:pPr>
+        <w:spacing w:before="240" w:after="240" w:line="276" w:lineRule="auto"/>
+        <w:rPr>
+          <w:rFonts w:ascii="Arial" w:eastAsia="Arial" w:hAnsi="Arial" w:cs="Arial"/>
+          <w:kern w:val="0"/>
+          <w:sz w:val="22"/>
+          <w:szCs w:val="22"/>
+          <w:lang w:val="en"/>
+          <w14:ligatures w14:val="none"/>
+        </w:rPr>
+      </w:pPr>
+      <w:r>
+        <w:rPr>
+          <w:rFonts w:ascii="Arial" w:eastAsia="Arial" w:hAnsi="Arial" w:cs="Arial"/>
           <w:b/>
-          <w:bCs/>
-          <w:color w:val="000000"/>
-          <w:kern w:val="0"/>
-          <w:sz w:val="26"/>
-          <w:szCs w:val="26"/>
-          <w:lang w:val="en"/>
-          <w14:ligatures w14:val="none"/>
-        </w:rPr>
-        <w:t>▶</w:t>
-      </w:r>
-      <w:r>
-        <w:rPr>
-          <w:rFonts w:ascii="Arial" w:eastAsiaTheme="majorEastAsia" w:hAnsi="Arial" w:cstheme="majorBidi"/>
+          <w:kern w:val="0"/>
+          <w:sz w:val="22"/>
+          <w:szCs w:val="22"/>
+          <w:highlight w:val="darkGray"/>
+          <w:lang w:val="en"/>
+          <w14:ligatures w14:val="none"/>
+        </w:rPr>
+        <w:t># Source</w:t>
+      </w:r>
+      <w:r>
+        <w:rPr>
+          <w:rFonts w:ascii="Arial" w:eastAsia="Arial" w:hAnsi="Arial" w:cs="Arial"/>
+          <w:kern w:val="0"/>
+          <w:sz w:val="22"/>
+          <w:szCs w:val="22"/>
+          <w:highlight w:val="darkGray"/>
+          <w:lang w:val="en"/>
+          <w14:ligatures w14:val="none"/>
+        </w:rPr>
+        <w:t xml:space="preserve">: </w:t>
+      </w:r>
+      <w:proofErr w:type="spellStart"/>
+      <w:r>
+        <w:rPr>
+          <w:rFonts w:ascii="Arial" w:eastAsia="Arial" w:hAnsi="Arial" w:cs="Arial"/>
           <w:b/>
-          <w:bCs/>
-          <w:color w:val="000000"/>
-          <w:kern w:val="0"/>
-          <w:sz w:val="26"/>
-          <w:szCs w:val="26"/>
-          <w:lang w:val="en"/>
-          <w14:ligatures w14:val="none"/>
-        </w:rPr>
-        <w:t xml:space="preserve"> Transport Layer Segment (TCP </w:t>
-      </w:r>
-      <w:r>
-        <w:rPr>
-          <w:rFonts w:ascii="Arial" w:eastAsiaTheme="majorEastAsia" w:hAnsi="Arial" w:cs="Arial"/>
+          <w:kern w:val="0"/>
+          <w:sz w:val="22"/>
+          <w:szCs w:val="22"/>
+          <w:highlight w:val="darkGray"/>
+          <w:lang w:val="en"/>
+          <w14:ligatures w14:val="none"/>
+        </w:rPr>
+        <w:t>Chatgpt</w:t>
+      </w:r>
+      <w:proofErr w:type="spellEnd"/>
+      <w:r>
+        <w:rPr>
+          <w:rFonts w:ascii="Arial" w:eastAsia="Arial" w:hAnsi="Arial" w:cs="Arial"/>
           <w:b/>
-          <w:bCs/>
-          <w:color w:val="000000"/>
-          <w:kern w:val="0"/>
-          <w:sz w:val="26"/>
-          <w:szCs w:val="26"/>
-          <w:lang w:val="en"/>
-          <w14:ligatures w14:val="none"/>
-        </w:rPr>
-        <w:t>–</w:t>
-      </w:r>
-      <w:r>
-        <w:rPr>
-          <w:rFonts w:ascii="Arial" w:eastAsiaTheme="majorEastAsia" w:hAnsi="Arial" w:cstheme="majorBidi"/>
-          <w:b/>
-          <w:bCs/>
-          <w:color w:val="000000"/>
-          <w:kern w:val="0"/>
-          <w:sz w:val="26"/>
-          <w:szCs w:val="26"/>
-          <w:lang w:val="en"/>
-          <w14:ligatures w14:val="none"/>
-        </w:rPr>
-        <w:t xml:space="preserve"> Layer 4)</w:t>
-      </w:r>
-    </w:p>
-    <w:p>
-      <w:pPr>
-        <w:spacing w:before="240" w:after="240" w:line="276" w:lineRule="auto"/>
-        <w:rPr>
-          <w:rFonts w:ascii="Arial" w:eastAsia="Arial" w:hAnsi="Arial" w:cs="Arial"/>
-          <w:kern w:val="0"/>
-          <w:sz w:val="22"/>
-          <w:szCs w:val="22"/>
-          <w:lang w:val="en"/>
-          <w14:ligatures w14:val="none"/>
-        </w:rPr>
-      </w:pPr>
-      <w:r>
-        <w:rPr>
-          <w:rFonts w:ascii="Arial" w:eastAsia="Arial" w:hAnsi="Arial" w:cs="Arial"/>
-          <w:b/>
           <w:kern w:val="0"/>
           <w:sz w:val="22"/>
           <w:szCs w:val="22"/>
@@ -2897,32 +2899,7 @@
           <w:lang w:val="en"/>
           <w14:ligatures w14:val="none"/>
         </w:rPr>
-        <w:t># Source</w:t>
-      </w:r>
-      <w:r>
-        <w:rPr>
-          <w:rFonts w:ascii="Arial" w:eastAsia="Arial" w:hAnsi="Arial" w:cs="Arial"/>
-          <w:kern w:val="0"/>
-          <w:sz w:val="22"/>
-          <w:szCs w:val="22"/>
-          <w:highlight w:val="darkGray"/>
-          <w:lang w:val="en"/>
-          <w14:ligatures w14:val="none"/>
-        </w:rPr>
-        <w:t xml:space="preserve">: </w:t>
-      </w:r>
-      <w:r>
-        <w:rPr>
-          <w:rFonts w:ascii="Arial" w:eastAsia="Arial" w:hAnsi="Arial" w:cs="Arial"/>
-          <w:b/>
-          <w:kern w:val="0"/>
-          <w:sz w:val="22"/>
-          <w:szCs w:val="22"/>
-          <w:highlight w:val="darkGray"/>
-          <w:lang w:val="en"/>
-          <w14:ligatures w14:val="none"/>
-        </w:rPr>
-        <w:t>Chatgpt (GPT</w:t>
+        <w:t xml:space="preserve"> (GPT</w:t>
       </w:r>
       <w:r>
         <w:rPr>
@@ -2974,7 +2951,7 @@
           <w14:ligatures w14:val="none"/>
         </w:rPr>
         <w:drawing>
-          <wp:inline distT="114300" distB="114300" distL="114300" distR="114300" wp14:anchorId="16E602E9" wp14:editId="110A684F">
+          <wp:inline distT="114300" distB="114300" distL="114300" distR="114300" wp14:anchorId="793C03A3" wp14:editId="0E647B34">
             <wp:extent cx="5943600" cy="685800"/>
             <wp:effectExtent l="0" t="0" r="0" b="0"/>
             <wp:docPr id="1" name="image6.png"/>
@@ -2987,7 +2964,7 @@
                     <pic:cNvPicPr preferRelativeResize="0"/>
                   </pic:nvPicPr>
                   <pic:blipFill>
-                    <a:blip r:embed="rId10"/>
+                    <a:blip r:embed="rId12"/>
                     <a:srcRect/>
                     <a:stretch>
                       <a:fillRect/>
@@ -3129,7 +3106,7 @@
           <w14:ligatures w14:val="none"/>
         </w:rPr>
         <w:drawing>
-          <wp:inline distT="114300" distB="114300" distL="114300" distR="114300" wp14:anchorId="57505300" wp14:editId="3F8CF899">
+          <wp:inline distT="114300" distB="114300" distL="114300" distR="114300" wp14:anchorId="3FD73E73" wp14:editId="3F83A356">
             <wp:extent cx="5943600" cy="850900"/>
             <wp:effectExtent l="0" t="0" r="0" b="0"/>
             <wp:docPr id="8" name="image8.png"/>
@@ -3142,7 +3119,7 @@
                     <pic:cNvPicPr preferRelativeResize="0"/>
                   </pic:nvPicPr>
                   <pic:blipFill>
-                    <a:blip r:embed="rId11"/>
+                    <a:blip r:embed="rId13"/>
                     <a:srcRect/>
                     <a:stretch>
                       <a:fillRect/>
@@ -3306,102 +3283,103 @@
           <w:lang w:val="en"/>
           <w14:ligatures w14:val="none"/>
         </w:rPr>
-        <w:pict>
+        <w:pict w14:anchorId="381DE0C0">
           <v:rect id="_x0000_i1029" style="width:0;height:1.5pt" o:hralign="center" o:hrstd="t" o:hr="t" fillcolor="#a0a0a0" stroked="f"/>
         </w:pict>
       </w:r>
     </w:p>
     <w:p>
       <w:pPr>
-        <w:spacing w:before="280" w:after="80" w:line="276" w:lineRule="auto"/>
-        <w:outlineLvl w:val="2"/>
-        <w:rPr>
-          <w:rFonts w:ascii="Arial" w:eastAsiaTheme="majorEastAsia" w:hAnsi="Arial" w:cstheme="majorBidi"/>
-          <w:b/>
-          <w:bCs/>
-          <w:color w:val="000000"/>
-          <w:kern w:val="0"/>
-          <w:sz w:val="26"/>
-          <w:szCs w:val="26"/>
-          <w:lang w:val="en"/>
-          <w14:ligatures w14:val="none"/>
+        <w:pStyle w:val="Heading3"/>
+        <w:rPr>
+          <w:lang w:val="en"/>
         </w:rPr>
       </w:pPr>
       <w:bookmarkStart w:id="9" w:name="_l2ukk08uh87e" w:colFirst="0" w:colLast="0"/>
       <w:bookmarkEnd w:id="9"/>
       <w:r>
         <w:rPr>
-          <w:rFonts w:ascii="Cambria Math" w:eastAsiaTheme="majorEastAsia" w:hAnsi="Cambria Math" w:cs="Cambria Math"/>
+          <w:rFonts w:ascii="Cambria Math" w:hAnsi="Cambria Math" w:cs="Cambria Math"/>
+          <w:lang w:val="en"/>
+        </w:rPr>
+        <w:t>▶</w:t>
+      </w:r>
+      <w:r>
+        <w:rPr>
+          <w:lang w:val="en"/>
+        </w:rPr>
+        <w:t xml:space="preserve"> Network Layer Packet (IP </w:t>
+      </w:r>
+      <w:r>
+        <w:rPr>
+          <w:rFonts w:cs="Arial"/>
+          <w:lang w:val="en"/>
+        </w:rPr>
+        <w:t>–</w:t>
+      </w:r>
+      <w:r>
+        <w:rPr>
+          <w:lang w:val="en"/>
+        </w:rPr>
+        <w:t xml:space="preserve"> Layer 3)</w:t>
+      </w:r>
+    </w:p>
+    <w:p>
+      <w:pPr>
+        <w:spacing w:before="240" w:after="240" w:line="276" w:lineRule="auto"/>
+        <w:rPr>
+          <w:rFonts w:ascii="Arial" w:eastAsia="Arial" w:hAnsi="Arial" w:cs="Arial"/>
+          <w:kern w:val="0"/>
+          <w:sz w:val="22"/>
+          <w:szCs w:val="22"/>
+          <w:lang w:val="en"/>
+          <w14:ligatures w14:val="none"/>
+        </w:rPr>
+      </w:pPr>
+      <w:r>
+        <w:rPr>
+          <w:rFonts w:ascii="Arial" w:eastAsia="Arial" w:hAnsi="Arial" w:cs="Arial"/>
           <w:b/>
-          <w:bCs/>
-          <w:color w:val="000000"/>
-          <w:kern w:val="0"/>
-          <w:sz w:val="26"/>
-          <w:szCs w:val="26"/>
-          <w:lang w:val="en"/>
-          <w14:ligatures w14:val="none"/>
-        </w:rPr>
-        <w:t>▶</w:t>
-      </w:r>
-      <w:r>
-        <w:rPr>
-          <w:rFonts w:ascii="Arial" w:eastAsiaTheme="majorEastAsia" w:hAnsi="Arial" w:cstheme="majorBidi"/>
+          <w:kern w:val="0"/>
+          <w:sz w:val="22"/>
+          <w:szCs w:val="22"/>
+          <w:highlight w:val="darkGray"/>
+          <w:lang w:val="en"/>
+          <w14:ligatures w14:val="none"/>
+        </w:rPr>
+        <w:t># Source</w:t>
+      </w:r>
+      <w:r>
+        <w:rPr>
+          <w:rFonts w:ascii="Arial" w:eastAsia="Arial" w:hAnsi="Arial" w:cs="Arial"/>
+          <w:kern w:val="0"/>
+          <w:sz w:val="22"/>
+          <w:szCs w:val="22"/>
+          <w:highlight w:val="darkGray"/>
+          <w:lang w:val="en"/>
+          <w14:ligatures w14:val="none"/>
+        </w:rPr>
+        <w:t xml:space="preserve">: </w:t>
+      </w:r>
+      <w:proofErr w:type="spellStart"/>
+      <w:r>
+        <w:rPr>
+          <w:rFonts w:ascii="Arial" w:eastAsia="Arial" w:hAnsi="Arial" w:cs="Arial"/>
           <w:b/>
-          <w:bCs/>
-          <w:color w:val="000000"/>
-          <w:kern w:val="0"/>
-          <w:sz w:val="26"/>
-          <w:szCs w:val="26"/>
-          <w:lang w:val="en"/>
-          <w14:ligatures w14:val="none"/>
-        </w:rPr>
-        <w:t xml:space="preserve"> Network Layer Packet (IP </w:t>
-      </w:r>
-      <w:r>
-        <w:rPr>
-          <w:rFonts w:ascii="Arial" w:eastAsiaTheme="majorEastAsia" w:hAnsi="Arial" w:cs="Arial"/>
+          <w:kern w:val="0"/>
+          <w:sz w:val="22"/>
+          <w:szCs w:val="22"/>
+          <w:highlight w:val="darkGray"/>
+          <w:lang w:val="en"/>
+          <w14:ligatures w14:val="none"/>
+        </w:rPr>
+        <w:t>Chatgpt</w:t>
+      </w:r>
+      <w:proofErr w:type="spellEnd"/>
+      <w:r>
+        <w:rPr>
+          <w:rFonts w:ascii="Arial" w:eastAsia="Arial" w:hAnsi="Arial" w:cs="Arial"/>
           <w:b/>
-          <w:bCs/>
-          <w:color w:val="000000"/>
-          <w:kern w:val="0"/>
-          <w:sz w:val="26"/>
-          <w:szCs w:val="26"/>
-          <w:lang w:val="en"/>
-          <w14:ligatures w14:val="none"/>
-        </w:rPr>
-        <w:t>–</w:t>
-      </w:r>
-      <w:r>
-        <w:rPr>
-          <w:rFonts w:ascii="Arial" w:eastAsiaTheme="majorEastAsia" w:hAnsi="Arial" w:cstheme="majorBidi"/>
-          <w:b/>
-          <w:bCs/>
-          <w:color w:val="000000"/>
-          <w:kern w:val="0"/>
-          <w:sz w:val="26"/>
-          <w:szCs w:val="26"/>
-          <w:lang w:val="en"/>
-          <w14:ligatures w14:val="none"/>
-        </w:rPr>
-        <w:t xml:space="preserve"> Layer 3)</w:t>
-      </w:r>
-    </w:p>
-    <w:p>
-      <w:pPr>
-        <w:spacing w:before="240" w:after="240" w:line="276" w:lineRule="auto"/>
-        <w:rPr>
-          <w:rFonts w:ascii="Arial" w:eastAsia="Arial" w:hAnsi="Arial" w:cs="Arial"/>
-          <w:kern w:val="0"/>
-          <w:sz w:val="22"/>
-          <w:szCs w:val="22"/>
-          <w:lang w:val="en"/>
-          <w14:ligatures w14:val="none"/>
-        </w:rPr>
-      </w:pPr>
-      <w:r>
-        <w:rPr>
-          <w:rFonts w:ascii="Arial" w:eastAsia="Arial" w:hAnsi="Arial" w:cs="Arial"/>
-          <w:b/>
           <w:kern w:val="0"/>
           <w:sz w:val="22"/>
           <w:szCs w:val="22"/>
@@ -3409,32 +3387,7 @@
           <w:lang w:val="en"/>
           <w14:ligatures w14:val="none"/>
         </w:rPr>
-        <w:t># Source</w:t>
-      </w:r>
-      <w:r>
-        <w:rPr>
-          <w:rFonts w:ascii="Arial" w:eastAsia="Arial" w:hAnsi="Arial" w:cs="Arial"/>
-          <w:kern w:val="0"/>
-          <w:sz w:val="22"/>
-          <w:szCs w:val="22"/>
-          <w:highlight w:val="darkGray"/>
-          <w:lang w:val="en"/>
-          <w14:ligatures w14:val="none"/>
-        </w:rPr>
-        <w:t xml:space="preserve">: </w:t>
-      </w:r>
-      <w:r>
-        <w:rPr>
-          <w:rFonts w:ascii="Arial" w:eastAsia="Arial" w:hAnsi="Arial" w:cs="Arial"/>
-          <w:b/>
-          <w:kern w:val="0"/>
-          <w:sz w:val="22"/>
-          <w:szCs w:val="22"/>
-          <w:highlight w:val="darkGray"/>
-          <w:lang w:val="en"/>
-          <w14:ligatures w14:val="none"/>
-        </w:rPr>
-        <w:t>Chatgpt (GPT</w:t>
+        <w:t xml:space="preserve"> (GPT</w:t>
       </w:r>
       <w:r>
         <w:rPr>
@@ -3486,7 +3439,7 @@
           <w14:ligatures w14:val="none"/>
         </w:rPr>
         <w:drawing>
-          <wp:inline distT="114300" distB="114300" distL="114300" distR="114300" wp14:anchorId="1E29D801" wp14:editId="465070B6">
+          <wp:inline distT="114300" distB="114300" distL="114300" distR="114300" wp14:anchorId="6D43FCAA" wp14:editId="6440FA92">
             <wp:extent cx="5943600" cy="698500"/>
             <wp:effectExtent l="0" t="0" r="0" b="0"/>
             <wp:docPr id="12" name="image5.png"/>
@@ -3499,7 +3452,7 @@
                     <pic:cNvPicPr preferRelativeResize="0"/>
                   </pic:nvPicPr>
                   <pic:blipFill>
-                    <a:blip r:embed="rId12"/>
+                    <a:blip r:embed="rId14"/>
                     <a:srcRect/>
                     <a:stretch>
                       <a:fillRect/>
@@ -3643,6 +3596,7 @@
           <w:lang w:val="en"/>
           <w14:ligatures w14:val="none"/>
         </w:rPr>
+        <w:lastRenderedPageBreak/>
         <w:t xml:space="preserve">The entire </w:t>
       </w:r>
       <w:r>
@@ -3702,102 +3656,103 @@
           <w:lang w:val="en"/>
           <w14:ligatures w14:val="none"/>
         </w:rPr>
-        <w:pict>
+        <w:pict w14:anchorId="2BD993C6">
           <v:rect id="_x0000_i1030" style="width:0;height:1.5pt" o:hralign="center" o:hrstd="t" o:hr="t" fillcolor="#a0a0a0" stroked="f"/>
         </w:pict>
       </w:r>
     </w:p>
     <w:p>
       <w:pPr>
-        <w:spacing w:before="280" w:after="80" w:line="276" w:lineRule="auto"/>
-        <w:outlineLvl w:val="2"/>
-        <w:rPr>
-          <w:rFonts w:ascii="Arial" w:eastAsiaTheme="majorEastAsia" w:hAnsi="Arial" w:cstheme="majorBidi"/>
-          <w:b/>
-          <w:bCs/>
-          <w:color w:val="000000"/>
-          <w:kern w:val="0"/>
-          <w:sz w:val="26"/>
-          <w:szCs w:val="26"/>
-          <w:lang w:val="en"/>
-          <w14:ligatures w14:val="none"/>
+        <w:pStyle w:val="Heading3"/>
+        <w:rPr>
+          <w:lang w:val="en"/>
         </w:rPr>
       </w:pPr>
       <w:bookmarkStart w:id="10" w:name="_n0rbnjphkz2l" w:colFirst="0" w:colLast="0"/>
       <w:bookmarkEnd w:id="10"/>
       <w:r>
         <w:rPr>
-          <w:rFonts w:ascii="Cambria Math" w:eastAsiaTheme="majorEastAsia" w:hAnsi="Cambria Math" w:cs="Cambria Math"/>
+          <w:rFonts w:ascii="Cambria Math" w:hAnsi="Cambria Math" w:cs="Cambria Math"/>
+          <w:lang w:val="en"/>
+        </w:rPr>
+        <w:t>▶</w:t>
+      </w:r>
+      <w:r>
+        <w:rPr>
+          <w:lang w:val="en"/>
+        </w:rPr>
+        <w:t xml:space="preserve"> Data Link Layer Frame (Ethernet </w:t>
+      </w:r>
+      <w:r>
+        <w:rPr>
+          <w:rFonts w:cs="Arial"/>
+          <w:lang w:val="en"/>
+        </w:rPr>
+        <w:t>–</w:t>
+      </w:r>
+      <w:r>
+        <w:rPr>
+          <w:lang w:val="en"/>
+        </w:rPr>
+        <w:t xml:space="preserve"> Layer 2)</w:t>
+      </w:r>
+    </w:p>
+    <w:p>
+      <w:pPr>
+        <w:spacing w:before="240" w:after="240" w:line="276" w:lineRule="auto"/>
+        <w:rPr>
+          <w:rFonts w:ascii="Arial" w:eastAsia="Arial" w:hAnsi="Arial" w:cs="Arial"/>
+          <w:kern w:val="0"/>
+          <w:sz w:val="22"/>
+          <w:szCs w:val="22"/>
+          <w:lang w:val="en"/>
+          <w14:ligatures w14:val="none"/>
+        </w:rPr>
+      </w:pPr>
+      <w:r>
+        <w:rPr>
+          <w:rFonts w:ascii="Arial" w:eastAsia="Arial" w:hAnsi="Arial" w:cs="Arial"/>
           <w:b/>
-          <w:bCs/>
-          <w:color w:val="000000"/>
-          <w:kern w:val="0"/>
-          <w:sz w:val="26"/>
-          <w:szCs w:val="26"/>
-          <w:lang w:val="en"/>
-          <w14:ligatures w14:val="none"/>
-        </w:rPr>
-        <w:t>▶</w:t>
-      </w:r>
-      <w:r>
-        <w:rPr>
-          <w:rFonts w:ascii="Arial" w:eastAsiaTheme="majorEastAsia" w:hAnsi="Arial" w:cstheme="majorBidi"/>
+          <w:kern w:val="0"/>
+          <w:sz w:val="22"/>
+          <w:szCs w:val="22"/>
+          <w:highlight w:val="darkGray"/>
+          <w:lang w:val="en"/>
+          <w14:ligatures w14:val="none"/>
+        </w:rPr>
+        <w:t># Source</w:t>
+      </w:r>
+      <w:r>
+        <w:rPr>
+          <w:rFonts w:ascii="Arial" w:eastAsia="Arial" w:hAnsi="Arial" w:cs="Arial"/>
+          <w:kern w:val="0"/>
+          <w:sz w:val="22"/>
+          <w:szCs w:val="22"/>
+          <w:highlight w:val="darkGray"/>
+          <w:lang w:val="en"/>
+          <w14:ligatures w14:val="none"/>
+        </w:rPr>
+        <w:t xml:space="preserve">: </w:t>
+      </w:r>
+      <w:proofErr w:type="spellStart"/>
+      <w:r>
+        <w:rPr>
+          <w:rFonts w:ascii="Arial" w:eastAsia="Arial" w:hAnsi="Arial" w:cs="Arial"/>
           <w:b/>
-          <w:bCs/>
-          <w:color w:val="000000"/>
-          <w:kern w:val="0"/>
-          <w:sz w:val="26"/>
-          <w:szCs w:val="26"/>
-          <w:lang w:val="en"/>
-          <w14:ligatures w14:val="none"/>
-        </w:rPr>
-        <w:t xml:space="preserve"> Data Link Layer Frame (Ethernet </w:t>
-      </w:r>
-      <w:r>
-        <w:rPr>
-          <w:rFonts w:ascii="Arial" w:eastAsiaTheme="majorEastAsia" w:hAnsi="Arial" w:cs="Arial"/>
+          <w:kern w:val="0"/>
+          <w:sz w:val="22"/>
+          <w:szCs w:val="22"/>
+          <w:highlight w:val="darkGray"/>
+          <w:lang w:val="en"/>
+          <w14:ligatures w14:val="none"/>
+        </w:rPr>
+        <w:t>Chatgpt</w:t>
+      </w:r>
+      <w:proofErr w:type="spellEnd"/>
+      <w:r>
+        <w:rPr>
+          <w:rFonts w:ascii="Arial" w:eastAsia="Arial" w:hAnsi="Arial" w:cs="Arial"/>
           <w:b/>
-          <w:bCs/>
-          <w:color w:val="000000"/>
-          <w:kern w:val="0"/>
-          <w:sz w:val="26"/>
-          <w:szCs w:val="26"/>
-          <w:lang w:val="en"/>
-          <w14:ligatures w14:val="none"/>
-        </w:rPr>
-        <w:t>–</w:t>
-      </w:r>
-      <w:r>
-        <w:rPr>
-          <w:rFonts w:ascii="Arial" w:eastAsiaTheme="majorEastAsia" w:hAnsi="Arial" w:cstheme="majorBidi"/>
-          <w:b/>
-          <w:bCs/>
-          <w:color w:val="000000"/>
-          <w:kern w:val="0"/>
-          <w:sz w:val="26"/>
-          <w:szCs w:val="26"/>
-          <w:lang w:val="en"/>
-          <w14:ligatures w14:val="none"/>
-        </w:rPr>
-        <w:t xml:space="preserve"> Layer 2)</w:t>
-      </w:r>
-    </w:p>
-    <w:p>
-      <w:pPr>
-        <w:spacing w:before="240" w:after="240" w:line="276" w:lineRule="auto"/>
-        <w:rPr>
-          <w:rFonts w:ascii="Arial" w:eastAsia="Arial" w:hAnsi="Arial" w:cs="Arial"/>
-          <w:kern w:val="0"/>
-          <w:sz w:val="22"/>
-          <w:szCs w:val="22"/>
-          <w:lang w:val="en"/>
-          <w14:ligatures w14:val="none"/>
-        </w:rPr>
-      </w:pPr>
-      <w:r>
-        <w:rPr>
-          <w:rFonts w:ascii="Arial" w:eastAsia="Arial" w:hAnsi="Arial" w:cs="Arial"/>
-          <w:b/>
           <w:kern w:val="0"/>
           <w:sz w:val="22"/>
           <w:szCs w:val="22"/>
@@ -3805,32 +3760,7 @@
           <w:lang w:val="en"/>
           <w14:ligatures w14:val="none"/>
         </w:rPr>
-        <w:t># Source</w:t>
-      </w:r>
-      <w:r>
-        <w:rPr>
-          <w:rFonts w:ascii="Arial" w:eastAsia="Arial" w:hAnsi="Arial" w:cs="Arial"/>
-          <w:kern w:val="0"/>
-          <w:sz w:val="22"/>
-          <w:szCs w:val="22"/>
-          <w:highlight w:val="darkGray"/>
-          <w:lang w:val="en"/>
-          <w14:ligatures w14:val="none"/>
-        </w:rPr>
-        <w:t xml:space="preserve">: </w:t>
-      </w:r>
-      <w:r>
-        <w:rPr>
-          <w:rFonts w:ascii="Arial" w:eastAsia="Arial" w:hAnsi="Arial" w:cs="Arial"/>
-          <w:b/>
-          <w:kern w:val="0"/>
-          <w:sz w:val="22"/>
-          <w:szCs w:val="22"/>
-          <w:highlight w:val="darkGray"/>
-          <w:lang w:val="en"/>
-          <w14:ligatures w14:val="none"/>
-        </w:rPr>
-        <w:t>Chatgpt (GPT</w:t>
+        <w:t xml:space="preserve"> (GPT</w:t>
       </w:r>
       <w:r>
         <w:rPr>
@@ -3882,7 +3812,7 @@
           <w14:ligatures w14:val="none"/>
         </w:rPr>
         <w:drawing>
-          <wp:inline distT="114300" distB="114300" distL="114300" distR="114300" wp14:anchorId="1700C17F" wp14:editId="130BF4A4">
+          <wp:inline distT="114300" distB="114300" distL="114300" distR="114300" wp14:anchorId="5506D983" wp14:editId="02D3547B">
             <wp:extent cx="5943600" cy="698500"/>
             <wp:effectExtent l="0" t="0" r="0" b="0"/>
             <wp:docPr id="2" name="image14.png"/>
@@ -3895,7 +3825,7 @@
                     <pic:cNvPicPr preferRelativeResize="0"/>
                   </pic:nvPicPr>
                   <pic:blipFill>
-                    <a:blip r:embed="rId13"/>
+                    <a:blip r:embed="rId15"/>
                     <a:srcRect/>
                     <a:stretch>
                       <a:fillRect/>
@@ -4098,48 +4028,30 @@
           <w:lang w:val="en"/>
           <w14:ligatures w14:val="none"/>
         </w:rPr>
-        <w:pict>
+        <w:pict w14:anchorId="005C96A7">
           <v:rect id="_x0000_i1031" style="width:0;height:1.5pt" o:hralign="center" o:hrstd="t" o:hr="t" fillcolor="#a0a0a0" stroked="f"/>
         </w:pict>
       </w:r>
     </w:p>
     <w:p>
       <w:pPr>
-        <w:spacing w:before="160" w:after="80" w:line="276" w:lineRule="auto"/>
-        <w:outlineLvl w:val="2"/>
-        <w:rPr>
-          <w:rFonts w:ascii="Arial" w:eastAsiaTheme="majorEastAsia" w:hAnsi="Arial" w:cstheme="majorBidi"/>
-          <w:color w:val="2F5496" w:themeColor="accent1" w:themeShade="BF"/>
-          <w:kern w:val="0"/>
-          <w:sz w:val="28"/>
-          <w:szCs w:val="28"/>
-          <w:lang w:val="en"/>
-          <w14:ligatures w14:val="none"/>
+        <w:pStyle w:val="Heading3"/>
+        <w:rPr>
+          <w:lang w:val="en"/>
         </w:rPr>
       </w:pPr>
       <w:bookmarkStart w:id="11" w:name="_y0vbdm4edb6c" w:colFirst="0" w:colLast="0"/>
       <w:bookmarkEnd w:id="11"/>
       <w:r>
         <w:rPr>
-          <w:rFonts w:ascii="Segoe UI Emoji" w:eastAsiaTheme="majorEastAsia" w:hAnsi="Segoe UI Emoji" w:cs="Segoe UI Emoji"/>
-          <w:color w:val="2F5496" w:themeColor="accent1" w:themeShade="BF"/>
-          <w:kern w:val="0"/>
-          <w:sz w:val="28"/>
-          <w:szCs w:val="28"/>
-          <w:lang w:val="en"/>
-          <w14:ligatures w14:val="none"/>
+          <w:rFonts w:ascii="Segoe UI Emoji" w:hAnsi="Segoe UI Emoji" w:cs="Segoe UI Emoji"/>
+          <w:lang w:val="en"/>
         </w:rPr>
         <w:t>🧾</w:t>
       </w:r>
       <w:r>
         <w:rPr>
-          <w:rFonts w:ascii="Arial" w:eastAsiaTheme="majorEastAsia" w:hAnsi="Arial" w:cstheme="majorBidi"/>
-          <w:color w:val="2F5496" w:themeColor="accent1" w:themeShade="BF"/>
-          <w:kern w:val="0"/>
-          <w:sz w:val="28"/>
-          <w:szCs w:val="28"/>
-          <w:lang w:val="en"/>
-          <w14:ligatures w14:val="none"/>
+          <w:lang w:val="en"/>
         </w:rPr>
         <w:t xml:space="preserve"> Simplified View</w:t>
       </w:r>
@@ -4181,6 +4093,7 @@
         </w:rPr>
         <w:t xml:space="preserve">: </w:t>
       </w:r>
+      <w:proofErr w:type="spellStart"/>
       <w:r>
         <w:rPr>
           <w:rFonts w:ascii="Arial" w:eastAsia="Arial" w:hAnsi="Arial" w:cs="Arial"/>
@@ -4192,7 +4105,21 @@
           <w:lang w:val="en"/>
           <w14:ligatures w14:val="none"/>
         </w:rPr>
-        <w:t>Chatgpt (GPT</w:t>
+        <w:t>Chatgpt</w:t>
+      </w:r>
+      <w:proofErr w:type="spellEnd"/>
+      <w:r>
+        <w:rPr>
+          <w:rFonts w:ascii="Arial" w:eastAsia="Arial" w:hAnsi="Arial" w:cs="Arial"/>
+          <w:b/>
+          <w:kern w:val="0"/>
+          <w:sz w:val="22"/>
+          <w:szCs w:val="22"/>
+          <w:highlight w:val="darkGray"/>
+          <w:lang w:val="en"/>
+          <w14:ligatures w14:val="none"/>
+        </w:rPr>
+        <w:t xml:space="preserve"> (GPT</w:t>
       </w:r>
       <w:r>
         <w:rPr>
@@ -4244,7 +4171,7 @@
           <w14:ligatures w14:val="none"/>
         </w:rPr>
         <w:drawing>
-          <wp:inline distT="114300" distB="114300" distL="114300" distR="114300" wp14:anchorId="4CB4E057" wp14:editId="520F3C40">
+          <wp:inline distT="114300" distB="114300" distL="114300" distR="114300" wp14:anchorId="7B0C3F56" wp14:editId="1FE6BFB3">
             <wp:extent cx="5943600" cy="2425700"/>
             <wp:effectExtent l="0" t="0" r="0" b="0"/>
             <wp:docPr id="5" name="image11.png"/>
@@ -4257,7 +4184,7 @@
                     <pic:cNvPicPr preferRelativeResize="0"/>
                   </pic:nvPicPr>
                   <pic:blipFill>
-                    <a:blip r:embed="rId14"/>
+                    <a:blip r:embed="rId16"/>
                     <a:srcRect/>
                     <a:stretch>
                       <a:fillRect/>
@@ -4349,6 +4276,7 @@
           <w:lang w:val="en"/>
           <w14:ligatures w14:val="none"/>
         </w:rPr>
+        <w:lastRenderedPageBreak/>
         <w:t>+--------------------+</w:t>
       </w:r>
     </w:p>
@@ -4515,8 +4443,21 @@
           <w:lang w:val="en"/>
           <w14:ligatures w14:val="none"/>
         </w:rPr>
-        <w:t>| "GET /index.html"  |</w:t>
-      </w:r>
+        <w:t>| "GET /index.html</w:t>
+      </w:r>
+      <w:proofErr w:type="gramStart"/>
+      <w:r>
+        <w:rPr>
+          <w:rFonts w:ascii="Roboto Mono" w:eastAsia="Arial" w:hAnsi="Roboto Mono" w:cs="Arial"/>
+          <w:kern w:val="0"/>
+          <w:sz w:val="22"/>
+          <w:szCs w:val="22"/>
+          <w:lang w:val="en"/>
+          <w14:ligatures w14:val="none"/>
+        </w:rPr>
+        <w:t>"  |</w:t>
+      </w:r>
+      <w:proofErr w:type="gramEnd"/>
     </w:p>
     <w:p>
       <w:pPr>
@@ -4576,25 +4517,17 @@
           <w:lang w:val="en"/>
           <w14:ligatures w14:val="none"/>
         </w:rPr>
-        <w:pict>
+        <w:pict w14:anchorId="7254EA40">
           <v:rect id="_x0000_i1032" style="width:0;height:1.5pt" o:hralign="center" o:hrstd="t" o:hr="t" fillcolor="#a0a0a0" stroked="f"/>
         </w:pict>
       </w:r>
     </w:p>
     <w:p>
       <w:pPr>
-        <w:spacing w:before="280" w:after="80" w:line="276" w:lineRule="auto"/>
-        <w:outlineLvl w:val="2"/>
-        <w:rPr>
-          <w:rFonts w:ascii="Arial" w:eastAsiaTheme="majorEastAsia" w:hAnsi="Arial" w:cstheme="majorBidi"/>
-          <w:b/>
-          <w:bCs/>
-          <w:color w:val="000000"/>
-          <w:kern w:val="0"/>
-          <w:sz w:val="26"/>
-          <w:szCs w:val="26"/>
-          <w:lang w:val="en"/>
-          <w14:ligatures w14:val="none"/>
+        <w:pStyle w:val="Heading3"/>
+        <w:rPr>
+          <w:rFonts w:ascii="Arial" w:hAnsi="Arial"/>
+          <w:lang w:val="en"/>
         </w:rPr>
       </w:pPr>
       <w:bookmarkStart w:id="12" w:name="_kvlsmsv3i4al" w:colFirst="0" w:colLast="0"/>
@@ -4602,44 +4535,70 @@
       <w:r>
         <w:rPr>
           <w:rFonts w:ascii="Segoe UI Emoji" w:eastAsia="Arial Unicode MS" w:hAnsi="Segoe UI Emoji" w:cs="Segoe UI Emoji"/>
+          <w:lang w:val="en"/>
+        </w:rPr>
+        <w:t>✅</w:t>
+      </w:r>
+      <w:r>
+        <w:rPr>
+          <w:rFonts w:eastAsia="Arial Unicode MS"/>
+          <w:lang w:val="en"/>
+        </w:rPr>
+        <w:t xml:space="preserve"> Summary Table</w:t>
+      </w:r>
+    </w:p>
+    <w:p>
+      <w:pPr>
+        <w:spacing w:before="240" w:after="240" w:line="276" w:lineRule="auto"/>
+        <w:rPr>
+          <w:rFonts w:ascii="Arial" w:eastAsia="Arial" w:hAnsi="Arial" w:cs="Arial"/>
+          <w:kern w:val="0"/>
+          <w:sz w:val="22"/>
+          <w:szCs w:val="22"/>
+          <w:lang w:val="en"/>
+          <w14:ligatures w14:val="none"/>
+        </w:rPr>
+      </w:pPr>
+      <w:r>
+        <w:rPr>
+          <w:rFonts w:ascii="Arial" w:eastAsia="Arial" w:hAnsi="Arial" w:cs="Arial"/>
           <w:b/>
-          <w:bCs/>
-          <w:color w:val="000000"/>
-          <w:kern w:val="0"/>
-          <w:sz w:val="26"/>
-          <w:szCs w:val="26"/>
-          <w:lang w:val="en"/>
-          <w14:ligatures w14:val="none"/>
-        </w:rPr>
-        <w:t>✅</w:t>
-      </w:r>
-      <w:r>
-        <w:rPr>
-          <w:rFonts w:ascii="Arial Unicode MS" w:eastAsia="Arial Unicode MS" w:hAnsi="Arial Unicode MS" w:cs="Arial Unicode MS"/>
+          <w:kern w:val="0"/>
+          <w:sz w:val="22"/>
+          <w:szCs w:val="22"/>
+          <w:highlight w:val="darkGray"/>
+          <w:lang w:val="en"/>
+          <w14:ligatures w14:val="none"/>
+        </w:rPr>
+        <w:t># Source</w:t>
+      </w:r>
+      <w:r>
+        <w:rPr>
+          <w:rFonts w:ascii="Arial" w:eastAsia="Arial" w:hAnsi="Arial" w:cs="Arial"/>
+          <w:kern w:val="0"/>
+          <w:sz w:val="22"/>
+          <w:szCs w:val="22"/>
+          <w:highlight w:val="darkGray"/>
+          <w:lang w:val="en"/>
+          <w14:ligatures w14:val="none"/>
+        </w:rPr>
+        <w:t xml:space="preserve">: </w:t>
+      </w:r>
+      <w:proofErr w:type="spellStart"/>
+      <w:r>
+        <w:rPr>
+          <w:rFonts w:ascii="Arial" w:eastAsia="Arial" w:hAnsi="Arial" w:cs="Arial"/>
           <w:b/>
-          <w:bCs/>
-          <w:color w:val="000000"/>
-          <w:kern w:val="0"/>
-          <w:sz w:val="26"/>
-          <w:szCs w:val="26"/>
-          <w:lang w:val="en"/>
-          <w14:ligatures w14:val="none"/>
-        </w:rPr>
-        <w:t xml:space="preserve"> Summary Table</w:t>
-      </w:r>
-    </w:p>
-    <w:p>
-      <w:pPr>
-        <w:spacing w:before="240" w:after="240" w:line="276" w:lineRule="auto"/>
-        <w:rPr>
-          <w:rFonts w:ascii="Arial" w:eastAsia="Arial" w:hAnsi="Arial" w:cs="Arial"/>
-          <w:kern w:val="0"/>
-          <w:sz w:val="22"/>
-          <w:szCs w:val="22"/>
-          <w:lang w:val="en"/>
-          <w14:ligatures w14:val="none"/>
-        </w:rPr>
-      </w:pPr>
+          <w:kern w:val="0"/>
+          <w:sz w:val="22"/>
+          <w:szCs w:val="22"/>
+          <w:highlight w:val="darkGray"/>
+          <w:lang w:val="en"/>
+          <w14:ligatures w14:val="none"/>
+        </w:rPr>
+        <w:t>Chatgpt</w:t>
+      </w:r>
+      <w:proofErr w:type="spellEnd"/>
       <w:r>
         <w:rPr>
           <w:rFonts w:ascii="Arial" w:eastAsia="Arial" w:hAnsi="Arial" w:cs="Arial"/>
@@ -4651,32 +4610,7 @@
           <w:lang w:val="en"/>
           <w14:ligatures w14:val="none"/>
         </w:rPr>
-        <w:t># Source</w:t>
-      </w:r>
-      <w:r>
-        <w:rPr>
-          <w:rFonts w:ascii="Arial" w:eastAsia="Arial" w:hAnsi="Arial" w:cs="Arial"/>
-          <w:kern w:val="0"/>
-          <w:sz w:val="22"/>
-          <w:szCs w:val="22"/>
-          <w:highlight w:val="darkGray"/>
-          <w:lang w:val="en"/>
-          <w14:ligatures w14:val="none"/>
-        </w:rPr>
-        <w:t xml:space="preserve">: </w:t>
-      </w:r>
-      <w:r>
-        <w:rPr>
-          <w:rFonts w:ascii="Arial" w:eastAsia="Arial" w:hAnsi="Arial" w:cs="Arial"/>
-          <w:b/>
-          <w:kern w:val="0"/>
-          <w:sz w:val="22"/>
-          <w:szCs w:val="22"/>
-          <w:highlight w:val="darkGray"/>
-          <w:lang w:val="en"/>
-          <w14:ligatures w14:val="none"/>
-        </w:rPr>
-        <w:t>Chatgpt (GPT</w:t>
+        <w:t xml:space="preserve"> (GPT</w:t>
       </w:r>
       <w:r>
         <w:rPr>
@@ -4728,7 +4662,7 @@
           <w14:ligatures w14:val="none"/>
         </w:rPr>
         <w:drawing>
-          <wp:inline distT="114300" distB="114300" distL="114300" distR="114300" wp14:anchorId="2D874A81" wp14:editId="3A41F5E1">
+          <wp:inline distT="114300" distB="114300" distL="114300" distR="114300" wp14:anchorId="3EAB8A3E" wp14:editId="55E34311">
             <wp:extent cx="5943600" cy="1625600"/>
             <wp:effectExtent l="0" t="0" r="0" b="0"/>
             <wp:docPr id="11" name="image2.png"/>
@@ -4741,7 +4675,7 @@
                     <pic:cNvPicPr preferRelativeResize="0"/>
                   </pic:nvPicPr>
                   <pic:blipFill>
-                    <a:blip r:embed="rId15"/>
+                    <a:blip r:embed="rId17"/>
                     <a:srcRect/>
                     <a:stretch>
                       <a:fillRect/>
@@ -5411,8 +5345,21 @@
                 <w:lang w:val="en"/>
                 <w14:ligatures w14:val="none"/>
               </w:rPr>
-              <w:t>MAC addresses, EtherType</w:t>
+              <w:t xml:space="preserve">MAC addresses, </w:t>
             </w:r>
+            <w:proofErr w:type="spellStart"/>
+            <w:r>
+              <w:rPr>
+                <w:rFonts w:ascii="Roboto Mono" w:eastAsia="Arial" w:hAnsi="Roboto Mono" w:cs="Arial"/>
+                <w:kern w:val="0"/>
+                <w:sz w:val="20"/>
+                <w:szCs w:val="20"/>
+                <w:lang w:val="en"/>
+                <w14:ligatures w14:val="none"/>
+              </w:rPr>
+              <w:t>EtherType</w:t>
+            </w:r>
+            <w:proofErr w:type="spellEnd"/>
           </w:p>
         </w:tc>
         <w:tc>
@@ -5492,48 +5439,31 @@
           <w:lang w:val="en"/>
           <w14:ligatures w14:val="none"/>
         </w:rPr>
-        <w:pict>
+        <w:pict w14:anchorId="0A90B527">
           <v:rect id="_x0000_i1033" style="width:0;height:1.5pt" o:hralign="center" o:hrstd="t" o:hr="t" fillcolor="#a0a0a0" stroked="f"/>
         </w:pict>
       </w:r>
     </w:p>
     <w:p>
       <w:pPr>
-        <w:spacing w:before="280" w:after="80" w:line="276" w:lineRule="auto"/>
-        <w:outlineLvl w:val="1"/>
-        <w:rPr>
-          <w:rFonts w:asciiTheme="majorHAnsi" w:eastAsiaTheme="majorEastAsia" w:hAnsiTheme="majorHAnsi" w:cstheme="majorBidi"/>
-          <w:color w:val="2F5496" w:themeColor="accent1" w:themeShade="BF"/>
-          <w:kern w:val="0"/>
-          <w:sz w:val="32"/>
-          <w:szCs w:val="32"/>
-          <w:lang w:val="en"/>
-          <w14:ligatures w14:val="none"/>
+        <w:pStyle w:val="Heading2"/>
+        <w:rPr>
+          <w:lang w:val="en"/>
         </w:rPr>
       </w:pPr>
       <w:bookmarkStart w:id="13" w:name="_4bfgo22low3o" w:colFirst="0" w:colLast="0"/>
       <w:bookmarkEnd w:id="13"/>
       <w:r>
         <w:rPr>
-          <w:rFonts w:ascii="Segoe UI Emoji" w:eastAsiaTheme="majorEastAsia" w:hAnsi="Segoe UI Emoji" w:cs="Segoe UI Emoji"/>
-          <w:color w:val="2F5496" w:themeColor="accent1" w:themeShade="BF"/>
-          <w:kern w:val="0"/>
-          <w:sz w:val="32"/>
-          <w:szCs w:val="32"/>
-          <w:lang w:val="en"/>
-          <w14:ligatures w14:val="none"/>
-        </w:rPr>
+          <w:rFonts w:ascii="Segoe UI Emoji" w:hAnsi="Segoe UI Emoji" w:cs="Segoe UI Emoji"/>
+          <w:lang w:val="en"/>
+        </w:rPr>
+        <w:lastRenderedPageBreak/>
         <w:t>📌</w:t>
       </w:r>
       <w:r>
         <w:rPr>
-          <w:rFonts w:asciiTheme="majorHAnsi" w:eastAsiaTheme="majorEastAsia" w:hAnsiTheme="majorHAnsi" w:cstheme="majorBidi"/>
-          <w:color w:val="2F5496" w:themeColor="accent1" w:themeShade="BF"/>
-          <w:kern w:val="0"/>
-          <w:sz w:val="32"/>
-          <w:szCs w:val="32"/>
-          <w:lang w:val="en"/>
-          <w14:ligatures w14:val="none"/>
+          <w:lang w:val="en"/>
         </w:rPr>
         <w:t xml:space="preserve"> Payload Is:</w:t>
       </w:r>
@@ -5575,6 +5505,7 @@
         </w:rPr>
         <w:t xml:space="preserve">: </w:t>
       </w:r>
+      <w:proofErr w:type="spellStart"/>
       <w:r>
         <w:rPr>
           <w:rFonts w:ascii="Arial" w:eastAsia="Arial" w:hAnsi="Arial" w:cs="Arial"/>
@@ -5586,7 +5517,21 @@
           <w:lang w:val="en"/>
           <w14:ligatures w14:val="none"/>
         </w:rPr>
-        <w:t>Chatgpt (GPT</w:t>
+        <w:t>Chatgpt</w:t>
+      </w:r>
+      <w:proofErr w:type="spellEnd"/>
+      <w:r>
+        <w:rPr>
+          <w:rFonts w:ascii="Arial" w:eastAsia="Arial" w:hAnsi="Arial" w:cs="Arial"/>
+          <w:b/>
+          <w:kern w:val="0"/>
+          <w:sz w:val="22"/>
+          <w:szCs w:val="22"/>
+          <w:highlight w:val="darkGray"/>
+          <w:lang w:val="en"/>
+          <w14:ligatures w14:val="none"/>
+        </w:rPr>
+        <w:t xml:space="preserve"> (GPT</w:t>
       </w:r>
       <w:r>
         <w:rPr>
@@ -5638,7 +5583,7 @@
           <w14:ligatures w14:val="none"/>
         </w:rPr>
         <w:drawing>
-          <wp:inline distT="114300" distB="114300" distL="114300" distR="114300" wp14:anchorId="0F82895D" wp14:editId="1DDC7959">
+          <wp:inline distT="114300" distB="114300" distL="114300" distR="114300" wp14:anchorId="6C8241B4" wp14:editId="5C1F7A7E">
             <wp:extent cx="5943600" cy="1689100"/>
             <wp:effectExtent l="0" t="0" r="0" b="0"/>
             <wp:docPr id="3" name="image13.png"/>
@@ -5651,7 +5596,7 @@
                     <pic:cNvPicPr preferRelativeResize="0"/>
                   </pic:nvPicPr>
                   <pic:blipFill>
-                    <a:blip r:embed="rId16"/>
+                    <a:blip r:embed="rId18"/>
                     <a:srcRect/>
                     <a:stretch>
                       <a:fillRect/>
@@ -6251,48 +6196,30 @@
           <w:lang w:val="en"/>
           <w14:ligatures w14:val="none"/>
         </w:rPr>
-        <w:pict>
+        <w:pict w14:anchorId="3EAB2763">
           <v:rect id="_x0000_i1034" style="width:0;height:1.5pt" o:hralign="center" o:hrstd="t" o:hr="t" fillcolor="#a0a0a0" stroked="f"/>
         </w:pict>
       </w:r>
     </w:p>
     <w:p>
       <w:pPr>
-        <w:spacing w:before="280" w:after="80" w:line="276" w:lineRule="auto"/>
-        <w:outlineLvl w:val="1"/>
-        <w:rPr>
-          <w:rFonts w:asciiTheme="majorHAnsi" w:eastAsiaTheme="majorEastAsia" w:hAnsiTheme="majorHAnsi" w:cstheme="majorBidi"/>
-          <w:color w:val="2F5496" w:themeColor="accent1" w:themeShade="BF"/>
-          <w:kern w:val="0"/>
-          <w:sz w:val="32"/>
-          <w:szCs w:val="32"/>
-          <w:lang w:val="en"/>
-          <w14:ligatures w14:val="none"/>
+        <w:pStyle w:val="Heading2"/>
+        <w:rPr>
+          <w:lang w:val="en"/>
         </w:rPr>
       </w:pPr>
       <w:bookmarkStart w:id="14" w:name="_g9ofu819luqo" w:colFirst="0" w:colLast="0"/>
       <w:bookmarkEnd w:id="14"/>
       <w:r>
         <w:rPr>
-          <w:rFonts w:ascii="Segoe UI Emoji" w:eastAsiaTheme="majorEastAsia" w:hAnsi="Segoe UI Emoji" w:cs="Segoe UI Emoji"/>
-          <w:color w:val="2F5496" w:themeColor="accent1" w:themeShade="BF"/>
-          <w:kern w:val="0"/>
-          <w:sz w:val="32"/>
-          <w:szCs w:val="32"/>
-          <w:lang w:val="en"/>
-          <w14:ligatures w14:val="none"/>
+          <w:rFonts w:ascii="Segoe UI Emoji" w:hAnsi="Segoe UI Emoji" w:cs="Segoe UI Emoji"/>
+          <w:lang w:val="en"/>
         </w:rPr>
         <w:t>📦</w:t>
       </w:r>
       <w:r>
         <w:rPr>
-          <w:rFonts w:asciiTheme="majorHAnsi" w:eastAsiaTheme="majorEastAsia" w:hAnsiTheme="majorHAnsi" w:cstheme="majorBidi"/>
-          <w:color w:val="2F5496" w:themeColor="accent1" w:themeShade="BF"/>
-          <w:kern w:val="0"/>
-          <w:sz w:val="32"/>
-          <w:szCs w:val="32"/>
-          <w:lang w:val="en"/>
-          <w14:ligatures w14:val="none"/>
+          <w:lang w:val="en"/>
         </w:rPr>
         <w:t xml:space="preserve"> Payload in Action (Example: Sending a Web Page)</w:t>
       </w:r>
@@ -6334,6 +6261,7 @@
         </w:rPr>
         <w:t xml:space="preserve">: </w:t>
       </w:r>
+      <w:proofErr w:type="spellStart"/>
       <w:r>
         <w:rPr>
           <w:rFonts w:ascii="Arial" w:eastAsia="Arial" w:hAnsi="Arial" w:cs="Arial"/>
@@ -6345,7 +6273,21 @@
           <w:lang w:val="en"/>
           <w14:ligatures w14:val="none"/>
         </w:rPr>
-        <w:t>Chatgpt (GPT</w:t>
+        <w:t>Chatgpt</w:t>
+      </w:r>
+      <w:proofErr w:type="spellEnd"/>
+      <w:r>
+        <w:rPr>
+          <w:rFonts w:ascii="Arial" w:eastAsia="Arial" w:hAnsi="Arial" w:cs="Arial"/>
+          <w:b/>
+          <w:kern w:val="0"/>
+          <w:sz w:val="22"/>
+          <w:szCs w:val="22"/>
+          <w:highlight w:val="darkGray"/>
+          <w:lang w:val="en"/>
+          <w14:ligatures w14:val="none"/>
+        </w:rPr>
+        <w:t xml:space="preserve"> (GPT</w:t>
       </w:r>
       <w:r>
         <w:rPr>
@@ -6397,7 +6339,7 @@
           <w14:ligatures w14:val="none"/>
         </w:rPr>
         <w:drawing>
-          <wp:inline distT="114300" distB="114300" distL="114300" distR="114300" wp14:anchorId="2E280687" wp14:editId="508F2F8D">
+          <wp:inline distT="114300" distB="114300" distL="114300" distR="114300" wp14:anchorId="4712E538" wp14:editId="3AF07088">
             <wp:extent cx="5943600" cy="1308100"/>
             <wp:effectExtent l="0" t="0" r="0" b="0"/>
             <wp:docPr id="13" name="image12.png"/>
@@ -6410,7 +6352,7 @@
                     <pic:cNvPicPr preferRelativeResize="0"/>
                   </pic:nvPicPr>
                   <pic:blipFill>
-                    <a:blip r:embed="rId17"/>
+                    <a:blip r:embed="rId19"/>
                     <a:srcRect/>
                     <a:stretch>
                       <a:fillRect/>
@@ -6630,6 +6572,7 @@
                 <w:lang w:val="en"/>
                 <w14:ligatures w14:val="none"/>
               </w:rPr>
+              <w:lastRenderedPageBreak/>
               <w:t>Layer 4 – TCP</w:t>
             </w:r>
           </w:p>
@@ -6995,23 +6938,16 @@
           <w:lang w:val="en"/>
           <w14:ligatures w14:val="none"/>
         </w:rPr>
-        <w:pict>
+        <w:pict w14:anchorId="3519ED6B">
           <v:rect id="_x0000_i1035" style="width:0;height:1.5pt" o:hralign="center" o:hrstd="t" o:hr="t" fillcolor="#a0a0a0" stroked="f"/>
         </w:pict>
       </w:r>
     </w:p>
     <w:p>
       <w:pPr>
-        <w:spacing w:before="280" w:after="80" w:line="276" w:lineRule="auto"/>
-        <w:outlineLvl w:val="1"/>
-        <w:rPr>
-          <w:rFonts w:asciiTheme="majorHAnsi" w:eastAsiaTheme="majorEastAsia" w:hAnsiTheme="majorHAnsi" w:cstheme="majorBidi"/>
-          <w:color w:val="2F5496" w:themeColor="accent1" w:themeShade="BF"/>
-          <w:kern w:val="0"/>
-          <w:sz w:val="32"/>
-          <w:szCs w:val="32"/>
-          <w:lang w:val="en"/>
-          <w14:ligatures w14:val="none"/>
+        <w:pStyle w:val="Heading2"/>
+        <w:rPr>
+          <w:lang w:val="en"/>
         </w:rPr>
       </w:pPr>
       <w:bookmarkStart w:id="15" w:name="_i8ddpzer8qbz" w:colFirst="0" w:colLast="0"/>
@@ -7019,24 +6955,14 @@
       <w:r>
         <w:rPr>
           <w:rFonts w:ascii="Segoe UI Emoji" w:eastAsia="Arial Unicode MS" w:hAnsi="Segoe UI Emoji" w:cs="Segoe UI Emoji"/>
-          <w:color w:val="2F5496" w:themeColor="accent1" w:themeShade="BF"/>
-          <w:kern w:val="0"/>
-          <w:sz w:val="32"/>
-          <w:szCs w:val="32"/>
-          <w:lang w:val="en"/>
-          <w14:ligatures w14:val="none"/>
+          <w:lang w:val="en"/>
         </w:rPr>
         <w:t>✅</w:t>
       </w:r>
       <w:r>
         <w:rPr>
-          <w:rFonts w:ascii="Arial Unicode MS" w:eastAsia="Arial Unicode MS" w:hAnsi="Arial Unicode MS" w:cs="Arial Unicode MS"/>
-          <w:color w:val="2F5496" w:themeColor="accent1" w:themeShade="BF"/>
-          <w:kern w:val="0"/>
-          <w:sz w:val="32"/>
-          <w:szCs w:val="32"/>
-          <w:lang w:val="en"/>
-          <w14:ligatures w14:val="none"/>
+          <w:rFonts w:eastAsia="Arial Unicode MS"/>
+          <w:lang w:val="en"/>
         </w:rPr>
         <w:t xml:space="preserve"> Summary</w:t>
       </w:r>
@@ -7078,6 +7004,7 @@
         </w:rPr>
         <w:t xml:space="preserve">: </w:t>
       </w:r>
+      <w:proofErr w:type="spellStart"/>
       <w:r>
         <w:rPr>
           <w:rFonts w:ascii="Arial" w:eastAsia="Arial" w:hAnsi="Arial" w:cs="Arial"/>
@@ -7089,7 +7016,21 @@
           <w:lang w:val="en"/>
           <w14:ligatures w14:val="none"/>
         </w:rPr>
-        <w:t>Chatgpt (GPT</w:t>
+        <w:t>Chatgpt</w:t>
+      </w:r>
+      <w:proofErr w:type="spellEnd"/>
+      <w:r>
+        <w:rPr>
+          <w:rFonts w:ascii="Arial" w:eastAsia="Arial" w:hAnsi="Arial" w:cs="Arial"/>
+          <w:b/>
+          <w:kern w:val="0"/>
+          <w:sz w:val="22"/>
+          <w:szCs w:val="22"/>
+          <w:highlight w:val="darkGray"/>
+          <w:lang w:val="en"/>
+          <w14:ligatures w14:val="none"/>
+        </w:rPr>
+        <w:t xml:space="preserve"> (GPT</w:t>
       </w:r>
       <w:r>
         <w:rPr>
@@ -7141,7 +7082,7 @@
           <w14:ligatures w14:val="none"/>
         </w:rPr>
         <w:drawing>
-          <wp:inline distT="114300" distB="114300" distL="114300" distR="114300" wp14:anchorId="20200B24" wp14:editId="08583288">
+          <wp:inline distT="114300" distB="114300" distL="114300" distR="114300" wp14:anchorId="3EB5FDCF" wp14:editId="66D6C32A">
             <wp:extent cx="5943600" cy="1981200"/>
             <wp:effectExtent l="0" t="0" r="0" b="0"/>
             <wp:docPr id="7" name="image10.png"/>
@@ -7154,7 +7095,7 @@
                     <pic:cNvPicPr preferRelativeResize="0"/>
                   </pic:nvPicPr>
                   <pic:blipFill>
-                    <a:blip r:embed="rId18"/>
+                    <a:blip r:embed="rId20"/>
                     <a:srcRect/>
                     <a:stretch>
                       <a:fillRect/>
@@ -7755,7 +7696,7 @@
           <w:lang w:val="en"/>
           <w14:ligatures w14:val="none"/>
         </w:rPr>
-        <w:pict>
+        <w:pict w14:anchorId="580A21B6">
           <v:rect id="_x0000_i1036" style="width:0;height:1.5pt" o:hralign="center" o:hrstd="t" o:hr="t" fillcolor="#a0a0a0" stroked="f"/>
         </w:pict>
       </w:r>
@@ -7801,7 +7742,7 @@
     </w:p>
     <w:p/>
     <w:sectPr>
-      <w:headerReference w:type="default" r:id="rId19"/>
+      <w:headerReference w:type="default" r:id="rId21"/>
       <w:pgSz w:w="12240" w:h="15840"/>
       <w:pgMar w:top="1440" w:right="1440" w:bottom="1440" w:left="1440" w:header="720" w:footer="720" w:gutter="0"/>
       <w:pgNumType w:start="1"/>
@@ -7809,6 +7750,56 @@
     </w:sectPr>
   </w:body>
 </w:document>
+</file>
+
+<file path=word/endnotes.xml><?xml version="1.0" encoding="utf-8"?>
+<w:endnotes xmlns:wpc="http://schemas.microsoft.com/office/word/2010/wordprocessingCanvas" xmlns:cx="http://schemas.microsoft.com/office/drawing/2014/chartex" xmlns:cx1="http://schemas.microsoft.com/office/drawing/2015/9/8/chartex" xmlns:cx2="http://schemas.microsoft.com/office/drawing/2015/10/21/chartex" xmlns:cx3="http://schemas.microsoft.com/office/drawing/2016/5/9/chartex" xmlns:cx4="http://schemas.microsoft.com/office/drawing/2016/5/10/chartex" xmlns:cx5="http://schemas.microsoft.com/office/drawing/2016/5/11/chartex" xmlns:cx6="http://schemas.microsoft.com/office/drawing/2016/5/12/chartex" xmlns:cx7="http://schemas.microsoft.com/office/drawing/2016/5/13/chartex" xmlns:cx8="http://schemas.microsoft.com/office/drawing/2016/5/14/chartex" xmlns:mc="http://schemas.openxmlformats.org/markup-compatibility/2006" xmlns:aink="http://schemas.microsoft.com/office/drawing/2016/ink" xmlns:am3d="http://schemas.microsoft.com/office/drawing/2017/model3d" xmlns:o="urn:schemas-microsoft-com:office:office" xmlns:oel="http://schemas.microsoft.com/office/2019/extlst" xmlns:r="http://schemas.openxmlformats.org/officeDocument/2006/relationships" xmlns:m="http://schemas.openxmlformats.org/officeDocument/2006/math" xmlns:v="urn:schemas-microsoft-com:vml" xmlns:wp14="http://schemas.microsoft.com/office/word/2010/wordprocessingDrawing" xmlns:wp="http://schemas.openxmlformats.org/drawingml/2006/wordprocessingDrawing" xmlns:w10="urn:schemas-microsoft-com:office:word" xmlns:w="http://schemas.openxmlformats.org/wordprocessingml/2006/main" xmlns:w14="http://schemas.microsoft.com/office/word/2010/wordml" xmlns:w15="http://schemas.microsoft.com/office/word/2012/wordml" xmlns:w16cex="http://schemas.microsoft.com/office/word/2018/wordml/cex" xmlns:w16cid="http://schemas.microsoft.com/office/word/2016/wordml/cid" xmlns:w16="http://schemas.microsoft.com/office/word/2018/wordml" xmlns:w16du="http://schemas.microsoft.com/office/word/2023/wordml/word16du" xmlns:w16sdtdh="http://schemas.microsoft.com/office/word/2020/wordml/sdtdatahash" xmlns:w16sdtfl="http://schemas.microsoft.com/office/word/2024/wordml/sdtformatlock" xmlns:w16se="http://schemas.microsoft.com/office/word/2015/wordml/symex" xmlns:wpg="http://schemas.microsoft.com/office/word/2010/wordprocessingGroup" xmlns:wpi="http://schemas.microsoft.com/office/word/2010/wordprocessingInk" xmlns:wne="http://schemas.microsoft.com/office/word/2006/wordml" xmlns:wps="http://schemas.microsoft.com/office/word/2010/wordprocessingShape" mc:Ignorable="w14 w15 w16se w16cid w16 w16cex w16sdtdh w16sdtfl w16du wp14">
+  <w:endnote w:type="separator" w:id="-1">
+    <w:p>
+      <w:pPr>
+        <w:spacing w:after="0" w:line="240" w:lineRule="auto"/>
+      </w:pPr>
+      <w:r>
+        <w:separator/>
+      </w:r>
+    </w:p>
+  </w:endnote>
+  <w:endnote w:type="continuationSeparator" w:id="0">
+    <w:p>
+      <w:pPr>
+        <w:spacing w:after="0" w:line="240" w:lineRule="auto"/>
+      </w:pPr>
+      <w:r>
+        <w:continuationSeparator/>
+      </w:r>
+    </w:p>
+  </w:endnote>
+</w:endnotes>
+</file>
+
+<file path=word/footnotes.xml><?xml version="1.0" encoding="utf-8"?>
+<w:footnotes xmlns:wpc="http://schemas.microsoft.com/office/word/2010/wordprocessingCanvas" xmlns:cx="http://schemas.microsoft.com/office/drawing/2014/chartex" xmlns:cx1="http://schemas.microsoft.com/office/drawing/2015/9/8/chartex" xmlns:cx2="http://schemas.microsoft.com/office/drawing/2015/10/21/chartex" xmlns:cx3="http://schemas.microsoft.com/office/drawing/2016/5/9/chartex" xmlns:cx4="http://schemas.microsoft.com/office/drawing/2016/5/10/chartex" xmlns:cx5="http://schemas.microsoft.com/office/drawing/2016/5/11/chartex" xmlns:cx6="http://schemas.microsoft.com/office/drawing/2016/5/12/chartex" xmlns:cx7="http://schemas.microsoft.com/office/drawing/2016/5/13/chartex" xmlns:cx8="http://schemas.microsoft.com/office/drawing/2016/5/14/chartex" xmlns:mc="http://schemas.openxmlformats.org/markup-compatibility/2006" xmlns:aink="http://schemas.microsoft.com/office/drawing/2016/ink" xmlns:am3d="http://schemas.microsoft.com/office/drawing/2017/model3d" xmlns:o="urn:schemas-microsoft-com:office:office" xmlns:oel="http://schemas.microsoft.com/office/2019/extlst" xmlns:r="http://schemas.openxmlformats.org/officeDocument/2006/relationships" xmlns:m="http://schemas.openxmlformats.org/officeDocument/2006/math" xmlns:v="urn:schemas-microsoft-com:vml" xmlns:wp14="http://schemas.microsoft.com/office/word/2010/wordprocessingDrawing" xmlns:wp="http://schemas.openxmlformats.org/drawingml/2006/wordprocessingDrawing" xmlns:w10="urn:schemas-microsoft-com:office:word" xmlns:w="http://schemas.openxmlformats.org/wordprocessingml/2006/main" xmlns:w14="http://schemas.microsoft.com/office/word/2010/wordml" xmlns:w15="http://schemas.microsoft.com/office/word/2012/wordml" xmlns:w16cex="http://schemas.microsoft.com/office/word/2018/wordml/cex" xmlns:w16cid="http://schemas.microsoft.com/office/word/2016/wordml/cid" xmlns:w16="http://schemas.microsoft.com/office/word/2018/wordml" xmlns:w16du="http://schemas.microsoft.com/office/word/2023/wordml/word16du" xmlns:w16sdtdh="http://schemas.microsoft.com/office/word/2020/wordml/sdtdatahash" xmlns:w16sdtfl="http://schemas.microsoft.com/office/word/2024/wordml/sdtformatlock" xmlns:w16se="http://schemas.microsoft.com/office/word/2015/wordml/symex" xmlns:wpg="http://schemas.microsoft.com/office/word/2010/wordprocessingGroup" xmlns:wpi="http://schemas.microsoft.com/office/word/2010/wordprocessingInk" xmlns:wne="http://schemas.microsoft.com/office/word/2006/wordml" xmlns:wps="http://schemas.microsoft.com/office/word/2010/wordprocessingShape" mc:Ignorable="w14 w15 w16se w16cid w16 w16cex w16sdtdh w16sdtfl w16du wp14">
+  <w:footnote w:type="separator" w:id="-1">
+    <w:p>
+      <w:pPr>
+        <w:spacing w:after="0" w:line="240" w:lineRule="auto"/>
+      </w:pPr>
+      <w:r>
+        <w:separator/>
+      </w:r>
+    </w:p>
+  </w:footnote>
+  <w:footnote w:type="continuationSeparator" w:id="0">
+    <w:p>
+      <w:pPr>
+        <w:spacing w:after="0" w:line="240" w:lineRule="auto"/>
+      </w:pPr>
+      <w:r>
+        <w:continuationSeparator/>
+      </w:r>
+    </w:p>
+  </w:footnote>
+</w:footnotes>
 </file>
 
 <file path=word/header1.xml><?xml version="1.0" encoding="utf-8"?>
@@ -8482,7 +8473,6 @@
     <w:next w:val="Normal"/>
     <w:link w:val="Heading2Char"/>
     <w:uiPriority w:val="9"/>
-    <w:semiHidden/>
     <w:unhideWhenUsed/>
     <w:qFormat/>
     <w:rsid w:val="00EE304E"/>
@@ -8505,7 +8495,6 @@
     <w:next w:val="Normal"/>
     <w:link w:val="Heading3Char"/>
     <w:uiPriority w:val="9"/>
-    <w:semiHidden/>
     <w:unhideWhenUsed/>
     <w:qFormat/>
     <w:rsid w:val="00EE304E"/>
@@ -8699,7 +8688,6 @@
     <w:basedOn w:val="DefaultParagraphFont"/>
     <w:link w:val="Heading2"/>
     <w:uiPriority w:val="9"/>
-    <w:semiHidden/>
     <w:rsid w:val="00EE304E"/>
     <w:rPr>
       <w:rFonts w:asciiTheme="majorHAnsi" w:eastAsiaTheme="majorEastAsia" w:hAnsiTheme="majorHAnsi" w:cstheme="majorBidi"/>
@@ -8713,7 +8701,6 @@
     <w:basedOn w:val="DefaultParagraphFont"/>
     <w:link w:val="Heading3"/>
     <w:uiPriority w:val="9"/>
-    <w:semiHidden/>
     <w:rsid w:val="00EE304E"/>
     <w:rPr>
       <w:rFonts w:eastAsiaTheme="majorEastAsia" w:cstheme="majorBidi"/>
